--- a/docs/manuals/manual-compliance-officer.docx
+++ b/docs/manuals/manual-compliance-officer.docx
@@ -60,9 +60,214 @@
         </w:p>
       </w:sdtContent>
     </w:sdt>
-    <w:p>
-      <w:pPr>
-        <w:pStyle w:val="FirstParagraph"/>
+    <w:tbl>
+      <w:tblPr>
+        <w:tblStyle w:val="Table"/>
+        <w:tblW w:type="pct" w:w="5000"/>
+        <w:tblLook w:firstRow="1" w:lastRow="0" w:firstColumn="0" w:lastColumn="0" w:noHBand="0" w:noVBand="0" w:val="0020"/>
+        <w:jc w:val="start"/>
+      </w:tblPr>
+      <w:tblGrid>
+        <w:gridCol w:w="1584"/>
+        <w:gridCol w:w="1584"/>
+        <w:gridCol w:w="1584"/>
+        <w:gridCol w:w="1584"/>
+        <w:gridCol w:w="1584"/>
+      </w:tblGrid>
+      <w:tr>
+        <w:trPr>
+          <w:tblHeader w:val="true"/>
+          <w:tblHeader w:val="true"/>
+        </w:trPr>
+        <w:tc>
+          <w:tcPr>
+            <w:shd w:val="clear" w:color="auto" w:fill="213368"/>
+          </w:tcPr>
+          <w:p>
+            <w:pPr>
+              <w:pStyle w:val="Compact"/>
+              <w:spacing w:before="20" w:after="20"/>
+              <w:jc w:val="left"/>
+            </w:pPr>
+            <w:r>
+              <w:rPr>
+                <w:b/>
+                <w:color w:val="FFFFFF"/>
+                <w:sz w:val="17"/>
+              </w:rPr>
+              <w:t xml:space="preserve">Document</w:t>
+            </w:r>
+          </w:p>
+        </w:tc>
+        <w:tc>
+          <w:tcPr>
+            <w:shd w:val="clear" w:color="auto" w:fill="213368"/>
+          </w:tcPr>
+          <w:p>
+            <w:pPr>
+              <w:pStyle w:val="Compact"/>
+              <w:spacing w:before="20" w:after="20"/>
+              <w:jc w:val="left"/>
+            </w:pPr>
+            <w:r>
+              <w:rPr>
+                <w:b/>
+                <w:color w:val="FFFFFF"/>
+                <w:sz w:val="17"/>
+              </w:rPr>
+              <w:t xml:space="preserve">Version</w:t>
+            </w:r>
+          </w:p>
+        </w:tc>
+        <w:tc>
+          <w:tcPr>
+            <w:shd w:val="clear" w:color="auto" w:fill="213368"/>
+          </w:tcPr>
+          <w:p>
+            <w:pPr>
+              <w:pStyle w:val="Compact"/>
+              <w:spacing w:before="20" w:after="20"/>
+              <w:jc w:val="left"/>
+            </w:pPr>
+            <w:r>
+              <w:rPr>
+                <w:b/>
+                <w:color w:val="FFFFFF"/>
+                <w:sz w:val="17"/>
+              </w:rPr>
+              <w:t xml:space="preserve">Date</w:t>
+            </w:r>
+          </w:p>
+        </w:tc>
+        <w:tc>
+          <w:tcPr>
+            <w:shd w:val="clear" w:color="auto" w:fill="213368"/>
+          </w:tcPr>
+          <w:p>
+            <w:pPr>
+              <w:pStyle w:val="Compact"/>
+              <w:spacing w:before="20" w:after="20"/>
+              <w:jc w:val="left"/>
+            </w:pPr>
+            <w:r>
+              <w:rPr>
+                <w:b/>
+                <w:color w:val="FFFFFF"/>
+                <w:sz w:val="17"/>
+              </w:rPr>
+              <w:t xml:space="preserve">Owner</w:t>
+            </w:r>
+          </w:p>
+        </w:tc>
+        <w:tc>
+          <w:tcPr>
+            <w:shd w:val="clear" w:color="auto" w:fill="213368"/>
+          </w:tcPr>
+          <w:p>
+            <w:pPr>
+              <w:pStyle w:val="Compact"/>
+              <w:spacing w:before="20" w:after="20"/>
+              <w:jc w:val="left"/>
+            </w:pPr>
+            <w:r>
+              <w:rPr>
+                <w:b/>
+                <w:color w:val="FFFFFF"/>
+                <w:sz w:val="17"/>
+              </w:rPr>
+              <w:t xml:space="preserve">Status</w:t>
+            </w:r>
+          </w:p>
+        </w:tc>
+      </w:tr>
+      <w:tr>
+        <w:tc>
+          <w:tcPr/>
+          <w:p>
+            <w:pPr>
+              <w:pStyle w:val="Compact"/>
+              <w:spacing w:before="20" w:after="20"/>
+              <w:jc w:val="left"/>
+            </w:pPr>
+            <w:r>
+              <w:rPr>
+                <w:sz w:val="17"/>
+              </w:rPr>
+              <w:t xml:space="preserve">Compliance Officer Manual</w:t>
+            </w:r>
+          </w:p>
+        </w:tc>
+        <w:tc>
+          <w:tcPr>
+            <w:noWrap/>
+          </w:tcPr>
+          <w:p>
+            <w:pPr>
+              <w:pStyle w:val="Compact"/>
+              <w:spacing w:before="20" w:after="20"/>
+              <w:jc w:val="left"/>
+            </w:pPr>
+            <w:r>
+              <w:rPr>
+                <w:sz w:val="17"/>
+              </w:rPr>
+              <w:t xml:space="preserve">1.0</w:t>
+            </w:r>
+          </w:p>
+        </w:tc>
+        <w:tc>
+          <w:tcPr/>
+          <w:p>
+            <w:pPr>
+              <w:pStyle w:val="Compact"/>
+              <w:spacing w:before="20" w:after="20"/>
+              <w:jc w:val="left"/>
+            </w:pPr>
+            <w:r>
+              <w:rPr>
+                <w:sz w:val="17"/>
+              </w:rPr>
+              <w:t xml:space="preserve">07 October 2026</w:t>
+            </w:r>
+          </w:p>
+        </w:tc>
+        <w:tc>
+          <w:tcPr/>
+          <w:p>
+            <w:pPr>
+              <w:pStyle w:val="Compact"/>
+              <w:spacing w:before="20" w:after="20"/>
+              <w:jc w:val="left"/>
+            </w:pPr>
+            <w:r>
+              <w:rPr>
+                <w:sz w:val="17"/>
+              </w:rPr>
+              <w:t xml:space="preserve">iorta TechNXT — Business Analysis and UX</w:t>
+            </w:r>
+          </w:p>
+        </w:tc>
+        <w:tc>
+          <w:tcPr/>
+          <w:p>
+            <w:pPr>
+              <w:pStyle w:val="Compact"/>
+              <w:spacing w:before="20" w:after="20"/>
+              <w:jc w:val="left"/>
+            </w:pPr>
+            <w:r>
+              <w:rPr>
+                <w:sz w:val="17"/>
+              </w:rPr>
+              <w:t xml:space="preserve">Issued for submission</w:t>
+            </w:r>
+          </w:p>
+        </w:tc>
+      </w:tr>
+    </w:tbl>
+    <w:p>
+      <w:pPr>
+        <w:pStyle w:val="BodyText"/>
       </w:pPr>
       <w:r>
         <w:rPr>
@@ -272,7 +477,7 @@
         <w:t xml:space="preserve"> </w:t>
       </w:r>
       <w:r>
-        <w:t xml:space="preserve">first. For approving rule changes, follow the approver steps in the</w:t>
+        <w:t xml:space="preserve">first. For approving rule changes, follow the approver steps in section 3 of the</w:t>
       </w:r>
       <w:r>
         <w:t xml:space="preserve"> </w:t>
@@ -329,12 +534,14 @@
           <w:p>
             <w:pPr>
               <w:pStyle w:val="Compact"/>
+              <w:spacing w:before="20" w:after="20"/>
               <w:jc w:val="left"/>
             </w:pPr>
             <w:r>
               <w:rPr>
                 <w:b/>
                 <w:color w:val="FFFFFF"/>
+                <w:sz w:val="18"/>
               </w:rPr>
               <w:t xml:space="preserve">Obligation</w:t>
             </w:r>
@@ -347,12 +554,14 @@
           <w:p>
             <w:pPr>
               <w:pStyle w:val="Compact"/>
+              <w:spacing w:before="20" w:after="20"/>
               <w:jc w:val="left"/>
             </w:pPr>
             <w:r>
               <w:rPr>
                 <w:b/>
                 <w:color w:val="FFFFFF"/>
+                <w:sz w:val="18"/>
               </w:rPr>
               <w:t xml:space="preserve">Control in the platform</w:t>
             </w:r>
@@ -365,12 +574,14 @@
           <w:p>
             <w:pPr>
               <w:pStyle w:val="Compact"/>
+              <w:spacing w:before="20" w:after="20"/>
               <w:jc w:val="left"/>
             </w:pPr>
             <w:r>
               <w:rPr>
                 <w:b/>
                 <w:color w:val="FFFFFF"/>
+                <w:sz w:val="18"/>
               </w:rPr>
               <w:t xml:space="preserve">Where you check it</w:t>
             </w:r>
@@ -383,9 +594,13 @@
           <w:p>
             <w:pPr>
               <w:pStyle w:val="Compact"/>
-              <w:jc w:val="left"/>
-            </w:pPr>
-            <w:r>
+              <w:spacing w:before="20" w:after="20"/>
+              <w:jc w:val="left"/>
+            </w:pPr>
+            <w:r>
+              <w:rPr>
+                <w:sz w:val="18"/>
+              </w:rPr>
               <w:t xml:space="preserve">No unlawful discounts or inducements on price-regulated TNDS (Law on Insurance Business 08/2022/QH15)</w:t>
             </w:r>
           </w:p>
@@ -395,28 +610,40 @@
           <w:p>
             <w:pPr>
               <w:pStyle w:val="Compact"/>
+              <w:spacing w:before="20" w:after="20"/>
               <w:jc w:val="left"/>
             </w:pPr>
             <w:r>
               <w:rPr>
                 <w:bCs/>
                 <w:b/>
+                <w:sz w:val="18"/>
               </w:rPr>
               <w:t xml:space="preserve">Copy guard</w:t>
             </w:r>
             <w:r>
+              <w:rPr>
+                <w:sz w:val="18"/>
+              </w:rPr>
               <w:t xml:space="preserve"> </w:t>
             </w:r>
             <w:r>
+              <w:rPr>
+                <w:sz w:val="18"/>
+              </w:rPr>
               <w:t xml:space="preserve">(</w:t>
             </w:r>
             <w:r>
               <w:rPr>
                 <w:rStyle w:val="VerbatimChar"/>
+                <w:sz w:val="18"/>
               </w:rPr>
               <w:t xml:space="preserve">copy_guard</w:t>
             </w:r>
             <w:r>
+              <w:rPr>
+                <w:sz w:val="18"/>
+              </w:rPr>
               <w:t xml:space="preserve">) blocks banned phrases when content is saved and again when a message is sent. Quotes for regulated products carry no discount field.</w:t>
             </w:r>
           </w:p>
@@ -426,42 +653,64 @@
           <w:p>
             <w:pPr>
               <w:pStyle w:val="Compact"/>
-              <w:jc w:val="left"/>
-            </w:pPr>
-            <w:r>
+              <w:spacing w:before="20" w:after="20"/>
+              <w:jc w:val="left"/>
+            </w:pPr>
+            <w:r>
+              <w:rPr>
+                <w:sz w:val="18"/>
+              </w:rPr>
               <w:t xml:space="preserve">Rules studio (</w:t>
             </w:r>
             <w:r>
               <w:rPr>
                 <w:rStyle w:val="VerbatimChar"/>
+                <w:sz w:val="18"/>
               </w:rPr>
               <w:t xml:space="preserve">copy_guard</w:t>
             </w:r>
             <w:r>
+              <w:rPr>
+                <w:sz w:val="18"/>
+              </w:rPr>
               <w:t xml:space="preserve">,</w:t>
             </w:r>
             <w:r>
+              <w:rPr>
+                <w:sz w:val="18"/>
+              </w:rPr>
               <w:t xml:space="preserve"> </w:t>
             </w:r>
             <w:r>
               <w:rPr>
                 <w:rStyle w:val="VerbatimChar"/>
+                <w:sz w:val="18"/>
               </w:rPr>
               <w:t xml:space="preserve">content.*</w:t>
             </w:r>
             <w:r>
+              <w:rPr>
+                <w:sz w:val="18"/>
+              </w:rPr>
               <w:t xml:space="preserve">,</w:t>
             </w:r>
             <w:r>
+              <w:rPr>
+                <w:sz w:val="18"/>
+              </w:rPr>
               <w:t xml:space="preserve"> </w:t>
             </w:r>
             <w:r>
               <w:rPr>
                 <w:rStyle w:val="VerbatimChar"/>
+                <w:sz w:val="18"/>
               </w:rPr>
               <w:t xml:space="preserve">benefits</w:t>
             </w:r>
             <w:r>
+              <w:rPr>
+                <w:sz w:val="18"/>
+              </w:rPr>
               <w:t xml:space="preserve">); Home → message status "blocked"</w:t>
             </w:r>
           </w:p>
@@ -473,9 +722,13 @@
           <w:p>
             <w:pPr>
               <w:pStyle w:val="Compact"/>
-              <w:jc w:val="left"/>
-            </w:pPr>
-            <w:r>
+              <w:spacing w:before="20" w:after="20"/>
+              <w:jc w:val="left"/>
+            </w:pPr>
+            <w:r>
+              <w:rPr>
+                <w:sz w:val="18"/>
+              </w:rPr>
               <w:t xml:space="preserve">Benefits must be lawful</w:t>
             </w:r>
           </w:p>
@@ -485,51 +738,82 @@
           <w:p>
             <w:pPr>
               <w:pStyle w:val="Compact"/>
-              <w:jc w:val="left"/>
-            </w:pPr>
-            <w:r>
+              <w:spacing w:before="20" w:after="20"/>
+              <w:jc w:val="left"/>
+            </w:pPr>
+            <w:r>
+              <w:rPr>
+                <w:sz w:val="18"/>
+              </w:rPr>
               <w:t xml:space="preserve">Each benefit has</w:t>
             </w:r>
             <w:r>
+              <w:rPr>
+                <w:sz w:val="18"/>
+              </w:rPr>
               <w:t xml:space="preserve"> </w:t>
             </w:r>
             <w:r>
               <w:rPr>
                 <w:rStyle w:val="VerbatimChar"/>
+                <w:sz w:val="18"/>
               </w:rPr>
               <w:t xml:space="preserve">legalStatus</w:t>
             </w:r>
             <w:r>
+              <w:rPr>
+                <w:sz w:val="18"/>
+              </w:rPr>
               <w:t xml:space="preserve">. Only</w:t>
             </w:r>
             <w:r>
+              <w:rPr>
+                <w:sz w:val="18"/>
+              </w:rPr>
               <w:t xml:space="preserve"> </w:t>
             </w:r>
             <w:r>
               <w:rPr>
                 <w:rStyle w:val="VerbatimChar"/>
+                <w:sz w:val="18"/>
               </w:rPr>
               <w:t xml:space="preserve">approved</w:t>
             </w:r>
             <w:r>
+              <w:rPr>
+                <w:sz w:val="18"/>
+              </w:rPr>
               <w:t xml:space="preserve"> </w:t>
             </w:r>
             <w:r>
+              <w:rPr>
+                <w:sz w:val="18"/>
+              </w:rPr>
               <w:t xml:space="preserve">items reach customers. Staff see</w:t>
             </w:r>
             <w:r>
+              <w:rPr>
+                <w:sz w:val="18"/>
+              </w:rPr>
               <w:t xml:space="preserve"> </w:t>
             </w:r>
             <w:r>
               <w:rPr>
                 <w:rStyle w:val="VerbatimChar"/>
+                <w:sz w:val="18"/>
               </w:rPr>
               <w:t xml:space="preserve">pending_legal_review</w:t>
             </w:r>
             <w:r>
+              <w:rPr>
+                <w:sz w:val="18"/>
+              </w:rPr>
               <w:t xml:space="preserve"> </w:t>
             </w:r>
             <w:r>
+              <w:rPr>
+                <w:sz w:val="18"/>
+              </w:rPr>
               <w:t xml:space="preserve">items flagged.</w:t>
             </w:r>
           </w:p>
@@ -539,33 +823,51 @@
           <w:p>
             <w:pPr>
               <w:pStyle w:val="Compact"/>
-              <w:jc w:val="left"/>
-            </w:pPr>
-            <w:r>
+              <w:spacing w:before="20" w:after="20"/>
+              <w:jc w:val="left"/>
+            </w:pPr>
+            <w:r>
+              <w:rPr>
+                <w:sz w:val="18"/>
+              </w:rPr>
               <w:t xml:space="preserve">Rules studio (</w:t>
             </w:r>
             <w:r>
               <w:rPr>
                 <w:rStyle w:val="VerbatimChar"/>
+                <w:sz w:val="18"/>
               </w:rPr>
               <w:t xml:space="preserve">benefits</w:t>
             </w:r>
             <w:r>
+              <w:rPr>
+                <w:sz w:val="18"/>
+              </w:rPr>
               <w:t xml:space="preserve">);</w:t>
             </w:r>
             <w:r>
+              <w:rPr>
+                <w:sz w:val="18"/>
+              </w:rPr>
               <w:t xml:space="preserve"> </w:t>
             </w:r>
             <w:r>
               <w:rPr>
                 <w:rStyle w:val="VerbatimChar"/>
+                <w:sz w:val="18"/>
               </w:rPr>
               <w:t xml:space="preserve">referral</w:t>
             </w:r>
             <w:r>
+              <w:rPr>
+                <w:sz w:val="18"/>
+              </w:rPr>
               <w:t xml:space="preserve"> </w:t>
             </w:r>
             <w:r>
+              <w:rPr>
+                <w:sz w:val="18"/>
+              </w:rPr>
               <w:t xml:space="preserve">is disabled</w:t>
             </w:r>
           </w:p>
@@ -577,9 +879,13 @@
           <w:p>
             <w:pPr>
               <w:pStyle w:val="Compact"/>
-              <w:jc w:val="left"/>
-            </w:pPr>
-            <w:r>
+              <w:spacing w:before="20" w:after="20"/>
+              <w:jc w:val="left"/>
+            </w:pPr>
+            <w:r>
+              <w:rPr>
+                <w:sz w:val="18"/>
+              </w:rPr>
               <w:t xml:space="preserve">Anti-spam (Decree 91/2020/ND-CP)</w:t>
             </w:r>
           </w:p>
@@ -589,16 +895,21 @@
           <w:p>
             <w:pPr>
               <w:pStyle w:val="Compact"/>
+              <w:spacing w:before="20" w:after="20"/>
               <w:jc w:val="left"/>
             </w:pPr>
             <w:r>
               <w:rPr>
                 <w:bCs/>
                 <w:b/>
+                <w:sz w:val="18"/>
               </w:rPr>
               <w:t xml:space="preserve">Contact policy</w:t>
             </w:r>
             <w:r>
+              <w:rPr>
+                <w:sz w:val="18"/>
+              </w:rPr>
               <w:t xml:space="preserve">: 08:00–20:00 ICT for marketing, ≤ 1 marketing contact per day and ≤ 3 per week, ≤ 2 call attempts per week, consent per channel, do-not-contact honoured</w:t>
             </w:r>
           </w:p>
@@ -608,18 +919,26 @@
           <w:p>
             <w:pPr>
               <w:pStyle w:val="Compact"/>
-              <w:jc w:val="left"/>
-            </w:pPr>
-            <w:r>
+              <w:spacing w:before="20" w:after="20"/>
+              <w:jc w:val="left"/>
+            </w:pPr>
+            <w:r>
+              <w:rPr>
+                <w:sz w:val="18"/>
+              </w:rPr>
               <w:t xml:space="preserve">Rules studio (</w:t>
             </w:r>
             <w:r>
               <w:rPr>
                 <w:rStyle w:val="VerbatimChar"/>
+                <w:sz w:val="18"/>
               </w:rPr>
               <w:t xml:space="preserve">contact_policy</w:t>
             </w:r>
             <w:r>
+              <w:rPr>
+                <w:sz w:val="18"/>
+              </w:rPr>
               <w:t xml:space="preserve">); skipped touchpoints show reasons</w:t>
             </w:r>
           </w:p>
@@ -631,9 +950,13 @@
           <w:p>
             <w:pPr>
               <w:pStyle w:val="Compact"/>
-              <w:jc w:val="left"/>
-            </w:pPr>
-            <w:r>
+              <w:spacing w:before="20" w:after="20"/>
+              <w:jc w:val="left"/>
+            </w:pPr>
+            <w:r>
+              <w:rPr>
+                <w:sz w:val="18"/>
+              </w:rPr>
               <w:t xml:space="preserve">Personal data protection (Decree 13/2023/ND-CP and the PDP Law)</w:t>
             </w:r>
           </w:p>
@@ -643,9 +966,13 @@
           <w:p>
             <w:pPr>
               <w:pStyle w:val="Compact"/>
-              <w:jc w:val="left"/>
-            </w:pPr>
-            <w:r>
+              <w:spacing w:before="20" w:after="20"/>
+              <w:jc w:val="left"/>
+            </w:pPr>
+            <w:r>
+              <w:rPr>
+                <w:sz w:val="18"/>
+              </w:rPr>
               <w:t xml:space="preserve">Consent centre (customer app). Purpose-based masking. Field-level encryption. DSAR export and erasure. Retention rule set. Every customer view audited.</w:t>
             </w:r>
           </w:p>
@@ -655,24 +982,38 @@
           <w:p>
             <w:pPr>
               <w:pStyle w:val="Compact"/>
-              <w:jc w:val="left"/>
-            </w:pPr>
-            <w:r>
+              <w:spacing w:before="20" w:after="20"/>
+              <w:jc w:val="left"/>
+            </w:pPr>
+            <w:r>
+              <w:rPr>
+                <w:sz w:val="18"/>
+              </w:rPr>
               <w:t xml:space="preserve">Audit page, DSAR actions,</w:t>
             </w:r>
             <w:r>
+              <w:rPr>
+                <w:sz w:val="18"/>
+              </w:rPr>
               <w:t xml:space="preserve"> </w:t>
             </w:r>
             <w:r>
               <w:rPr>
                 <w:rStyle w:val="VerbatimChar"/>
+                <w:sz w:val="18"/>
               </w:rPr>
               <w:t xml:space="preserve">retention</w:t>
             </w:r>
             <w:r>
+              <w:rPr>
+                <w:sz w:val="18"/>
+              </w:rPr>
               <w:t xml:space="preserve"> </w:t>
             </w:r>
             <w:r>
+              <w:rPr>
+                <w:sz w:val="18"/>
+              </w:rPr>
               <w:t xml:space="preserve">rule set</w:t>
             </w:r>
           </w:p>
@@ -684,9 +1025,13 @@
           <w:p>
             <w:pPr>
               <w:pStyle w:val="Compact"/>
-              <w:jc w:val="left"/>
-            </w:pPr>
-            <w:r>
+              <w:spacing w:before="20" w:after="20"/>
+              <w:jc w:val="left"/>
+            </w:pPr>
+            <w:r>
+              <w:rPr>
+                <w:sz w:val="18"/>
+              </w:rPr>
               <w:t xml:space="preserve">Voice AI transparency</w:t>
             </w:r>
           </w:p>
@@ -696,9 +1041,13 @@
           <w:p>
             <w:pPr>
               <w:pStyle w:val="Compact"/>
-              <w:jc w:val="left"/>
-            </w:pPr>
-            <w:r>
+              <w:spacing w:before="20" w:after="20"/>
+              <w:jc w:val="left"/>
+            </w:pPr>
+            <w:r>
+              <w:rPr>
+                <w:sz w:val="18"/>
+              </w:rPr>
               <w:t xml:space="preserve">Bot discloses it is automated, states the call is recorded, never asks for OTP or payment, verifies the plate first and offers a human</w:t>
             </w:r>
           </w:p>
@@ -708,19 +1057,27 @@
           <w:p>
             <w:pPr>
               <w:pStyle w:val="Compact"/>
-              <w:jc w:val="left"/>
-            </w:pPr>
-            <w:r>
+              <w:spacing w:before="20" w:after="20"/>
+              <w:jc w:val="left"/>
+            </w:pPr>
+            <w:r>
+              <w:rPr>
+                <w:sz w:val="18"/>
+              </w:rPr>
               <w:t xml:space="preserve">Rules studio (</w:t>
             </w:r>
             <w:r>
               <w:rPr>
                 <w:rStyle w:val="VerbatimChar"/>
+                <w:sz w:val="18"/>
               </w:rPr>
               <w:t xml:space="preserve">content.voicebot</w:t>
             </w:r>
             <w:r>
-              <w:t xml:space="preserve">); governance dashboard</w:t>
+              <w:rPr>
+                <w:sz w:val="18"/>
+              </w:rPr>
+              <w:t xml:space="preserve">); governance figures on the Audit page</w:t>
             </w:r>
           </w:p>
         </w:tc>
@@ -731,9 +1088,13 @@
           <w:p>
             <w:pPr>
               <w:pStyle w:val="Compact"/>
-              <w:jc w:val="left"/>
-            </w:pPr>
-            <w:r>
+              <w:spacing w:before="20" w:after="20"/>
+              <w:jc w:val="left"/>
+            </w:pPr>
+            <w:r>
+              <w:rPr>
+                <w:sz w:val="18"/>
+              </w:rPr>
               <w:t xml:space="preserve">Commission caps (Ministry of Finance rules)</w:t>
             </w:r>
           </w:p>
@@ -743,33 +1104,51 @@
           <w:p>
             <w:pPr>
               <w:pStyle w:val="Compact"/>
-              <w:jc w:val="left"/>
-            </w:pPr>
-            <w:r>
-              <w:rPr>
-                <w:rStyle w:val="VerbatimChar"/>
+              <w:spacing w:before="20" w:after="20"/>
+              <w:jc w:val="left"/>
+            </w:pPr>
+            <w:r>
+              <w:rPr>
+                <w:rStyle w:val="VerbatimChar"/>
+                <w:sz w:val="18"/>
               </w:rPr>
               <w:t xml:space="preserve">statutoryCaps</w:t>
             </w:r>
             <w:r>
+              <w:rPr>
+                <w:sz w:val="18"/>
+              </w:rPr>
               <w:t xml:space="preserve"> </w:t>
             </w:r>
             <w:r>
+              <w:rPr>
+                <w:sz w:val="18"/>
+              </w:rPr>
               <w:t xml:space="preserve">in</w:t>
             </w:r>
             <w:r>
+              <w:rPr>
+                <w:sz w:val="18"/>
+              </w:rPr>
               <w:t xml:space="preserve"> </w:t>
             </w:r>
             <w:r>
               <w:rPr>
                 <w:rStyle w:val="VerbatimChar"/>
+                <w:sz w:val="18"/>
               </w:rPr>
               <w:t xml:space="preserve">commission</w:t>
             </w:r>
             <w:r>
+              <w:rPr>
+                <w:sz w:val="18"/>
+              </w:rPr>
               <w:t xml:space="preserve"> </w:t>
             </w:r>
             <w:r>
+              <w:rPr>
+                <w:sz w:val="18"/>
+              </w:rPr>
               <w:t xml:space="preserve">enforced at validation and at calculation</w:t>
             </w:r>
           </w:p>
@@ -779,18 +1158,26 @@
           <w:p>
             <w:pPr>
               <w:pStyle w:val="Compact"/>
-              <w:jc w:val="left"/>
-            </w:pPr>
-            <w:r>
+              <w:spacing w:before="20" w:after="20"/>
+              <w:jc w:val="left"/>
+            </w:pPr>
+            <w:r>
+              <w:rPr>
+                <w:sz w:val="18"/>
+              </w:rPr>
               <w:t xml:space="preserve">Rules studio (</w:t>
             </w:r>
             <w:r>
               <w:rPr>
                 <w:rStyle w:val="VerbatimChar"/>
+                <w:sz w:val="18"/>
               </w:rPr>
               <w:t xml:space="preserve">commission</w:t>
             </w:r>
             <w:r>
+              <w:rPr>
+                <w:sz w:val="18"/>
+              </w:rPr>
               <w:t xml:space="preserve">)</w:t>
             </w:r>
           </w:p>
@@ -802,9 +1189,13 @@
           <w:p>
             <w:pPr>
               <w:pStyle w:val="Compact"/>
-              <w:jc w:val="left"/>
-            </w:pPr>
-            <w:r>
+              <w:spacing w:before="20" w:after="20"/>
+              <w:jc w:val="left"/>
+            </w:pPr>
+            <w:r>
+              <w:rPr>
+                <w:sz w:val="18"/>
+              </w:rPr>
               <w:t xml:space="preserve">Four-eyes control on business rules</w:t>
             </w:r>
           </w:p>
@@ -814,10 +1205,103 @@
           <w:p>
             <w:pPr>
               <w:pStyle w:val="Compact"/>
-              <w:jc w:val="left"/>
-            </w:pPr>
-            <w:r>
-              <w:t xml:space="preserve">Maker-checker enforced in code</w:t>
+              <w:spacing w:before="20" w:after="20"/>
+              <w:jc w:val="left"/>
+            </w:pPr>
+            <w:r>
+              <w:rPr>
+                <w:sz w:val="18"/>
+              </w:rPr>
+              <w:t xml:space="preserve">Maker-checker enforced in code. Restricted kinds (</w:t>
+            </w:r>
+            <w:r>
+              <w:rPr>
+                <w:rStyle w:val="VerbatimChar"/>
+                <w:sz w:val="18"/>
+              </w:rPr>
+              <w:t xml:space="preserve">abac</w:t>
+            </w:r>
+            <w:r>
+              <w:rPr>
+                <w:sz w:val="18"/>
+              </w:rPr>
+              <w:t xml:space="preserve">,</w:t>
+            </w:r>
+            <w:r>
+              <w:rPr>
+                <w:sz w:val="18"/>
+              </w:rPr>
+              <w:t xml:space="preserve"> </w:t>
+            </w:r>
+            <w:r>
+              <w:rPr>
+                <w:rStyle w:val="VerbatimChar"/>
+                <w:sz w:val="18"/>
+              </w:rPr>
+              <w:t xml:space="preserve">copy_guard</w:t>
+            </w:r>
+            <w:r>
+              <w:rPr>
+                <w:sz w:val="18"/>
+              </w:rPr>
+              <w:t xml:space="preserve">,</w:t>
+            </w:r>
+            <w:r>
+              <w:rPr>
+                <w:sz w:val="18"/>
+              </w:rPr>
+              <w:t xml:space="preserve"> </w:t>
+            </w:r>
+            <w:r>
+              <w:rPr>
+                <w:rStyle w:val="VerbatimChar"/>
+                <w:sz w:val="18"/>
+              </w:rPr>
+              <w:t xml:space="preserve">contact_policy</w:t>
+            </w:r>
+            <w:r>
+              <w:rPr>
+                <w:sz w:val="18"/>
+              </w:rPr>
+              <w:t xml:space="preserve">,</w:t>
+            </w:r>
+            <w:r>
+              <w:rPr>
+                <w:sz w:val="18"/>
+              </w:rPr>
+              <w:t xml:space="preserve"> </w:t>
+            </w:r>
+            <w:r>
+              <w:rPr>
+                <w:rStyle w:val="VerbatimChar"/>
+                <w:sz w:val="18"/>
+              </w:rPr>
+              <w:t xml:space="preserve">commission</w:t>
+            </w:r>
+            <w:r>
+              <w:rPr>
+                <w:sz w:val="18"/>
+              </w:rPr>
+              <w:t xml:space="preserve">,</w:t>
+            </w:r>
+            <w:r>
+              <w:rPr>
+                <w:sz w:val="18"/>
+              </w:rPr>
+              <w:t xml:space="preserve"> </w:t>
+            </w:r>
+            <w:r>
+              <w:rPr>
+                <w:rStyle w:val="VerbatimChar"/>
+                <w:sz w:val="18"/>
+              </w:rPr>
+              <w:t xml:space="preserve">retention</w:t>
+            </w:r>
+            <w:r>
+              <w:rPr>
+                <w:sz w:val="18"/>
+              </w:rPr>
+              <w:t xml:space="preserve">) can be approved only by a compliance officer.</w:t>
             </w:r>
           </w:p>
         </w:tc>
@@ -826,24 +1310,38 @@
           <w:p>
             <w:pPr>
               <w:pStyle w:val="Compact"/>
-              <w:jc w:val="left"/>
-            </w:pPr>
-            <w:r>
+              <w:spacing w:before="20" w:after="20"/>
+              <w:jc w:val="left"/>
+            </w:pPr>
+            <w:r>
+              <w:rPr>
+                <w:sz w:val="18"/>
+              </w:rPr>
               <w:t xml:space="preserve">Audit:</w:t>
             </w:r>
             <w:r>
+              <w:rPr>
+                <w:sz w:val="18"/>
+              </w:rPr>
               <w:t xml:space="preserve"> </w:t>
             </w:r>
             <w:r>
               <w:rPr>
                 <w:rStyle w:val="VerbatimChar"/>
+                <w:sz w:val="18"/>
               </w:rPr>
               <w:t xml:space="preserve">rules.approved</w:t>
             </w:r>
             <w:r>
+              <w:rPr>
+                <w:sz w:val="18"/>
+              </w:rPr>
               <w:t xml:space="preserve"> </w:t>
             </w:r>
             <w:r>
+              <w:rPr>
+                <w:sz w:val="18"/>
+              </w:rPr>
               <w:t xml:space="preserve">shows the approver differs from the author</w:t>
             </w:r>
           </w:p>
@@ -855,9 +1353,13 @@
           <w:p>
             <w:pPr>
               <w:pStyle w:val="Compact"/>
-              <w:jc w:val="left"/>
-            </w:pPr>
-            <w:r>
+              <w:spacing w:before="20" w:after="20"/>
+              <w:jc w:val="left"/>
+            </w:pPr>
+            <w:r>
+              <w:rPr>
+                <w:sz w:val="18"/>
+              </w:rPr>
               <w:t xml:space="preserve">Tamper-evident records</w:t>
             </w:r>
           </w:p>
@@ -867,9 +1369,13 @@
           <w:p>
             <w:pPr>
               <w:pStyle w:val="Compact"/>
-              <w:jc w:val="left"/>
-            </w:pPr>
-            <w:r>
+              <w:spacing w:before="20" w:after="20"/>
+              <w:jc w:val="left"/>
+            </w:pPr>
+            <w:r>
+              <w:rPr>
+                <w:sz w:val="18"/>
+              </w:rPr>
               <w:t xml:space="preserve">Append-only, hash-chained audit trail with verification</w:t>
             </w:r>
           </w:p>
@@ -879,20 +1385,28 @@
           <w:p>
             <w:pPr>
               <w:pStyle w:val="Compact"/>
-              <w:jc w:val="left"/>
-            </w:pPr>
-            <w:r>
-              <w:t xml:space="preserve">Audit →</w:t>
-            </w:r>
-            <w:r>
-              <w:t xml:space="preserve"> </w:t>
-            </w:r>
+              <w:spacing w:before="20" w:after="20"/>
+              <w:jc w:val="left"/>
+            </w:pPr>
             <w:r>
               <w:rPr>
                 <w:bCs/>
                 <w:b/>
-              </w:rPr>
-              <w:t xml:space="preserve">Verify chain</w:t>
+                <w:sz w:val="18"/>
+              </w:rPr>
+              <w:t xml:space="preserve">Audit</w:t>
+            </w:r>
+            <w:r>
+              <w:rPr>
+                <w:sz w:val="18"/>
+              </w:rPr>
+              <w:t xml:space="preserve"> </w:t>
+            </w:r>
+            <w:r>
+              <w:rPr>
+                <w:sz w:val="18"/>
+              </w:rPr>
+              <w:t xml:space="preserve">page: hash-chain status banner</w:t>
             </w:r>
           </w:p>
         </w:tc>
@@ -1077,7 +1591,7 @@
           <w:bCs/>
           <w:b/>
         </w:rPr>
-        <w:t xml:space="preserve">Policy kinds (</w:t>
+        <w:t xml:space="preserve">Restricted kinds (</w:t>
       </w:r>
       <w:r>
         <w:rPr>
@@ -1085,7 +1599,7 @@
           <w:bCs/>
           <w:b/>
         </w:rPr>
-        <w:t xml:space="preserve">contact_policy</w:t>
+        <w:t xml:space="preserve">abac</w:t>
       </w:r>
       <w:r>
         <w:rPr>
@@ -1107,7 +1621,7 @@
           <w:bCs/>
           <w:b/>
         </w:rPr>
-        <w:t xml:space="preserve">retention</w:t>
+        <w:t xml:space="preserve">copy_guard</w:t>
       </w:r>
       <w:r>
         <w:rPr>
@@ -1129,7 +1643,7 @@
           <w:bCs/>
           <w:b/>
         </w:rPr>
-        <w:t xml:space="preserve">copy_guard</w:t>
+        <w:t xml:space="preserve">contact_policy</w:t>
       </w:r>
       <w:r>
         <w:rPr>
@@ -1151,14 +1665,61 @@
           <w:bCs/>
           <w:b/>
         </w:rPr>
-        <w:t xml:space="preserve">abac</w:t>
+        <w:t xml:space="preserve">commission</w:t>
       </w:r>
       <w:r>
         <w:rPr>
           <w:bCs/>
           <w:b/>
         </w:rPr>
+        <w:t xml:space="preserve">,</w:t>
+      </w:r>
+      <w:r>
+        <w:rPr>
+          <w:bCs/>
+          <w:b/>
+        </w:rPr>
+        <w:t xml:space="preserve"> </w:t>
+      </w:r>
+      <w:r>
+        <w:rPr>
+          <w:rStyle w:val="VerbatimChar"/>
+          <w:bCs/>
+          <w:b/>
+        </w:rPr>
+        <w:t xml:space="preserve">retention</w:t>
+      </w:r>
+      <w:r>
+        <w:rPr>
+          <w:bCs/>
+          <w:b/>
+        </w:rPr>
         <w:t xml:space="preserve">):</w:t>
+      </w:r>
+      <w:r>
+        <w:t xml:space="preserve"> </w:t>
+      </w:r>
+      <w:r>
+        <w:t xml:space="preserve">the platform accepts approval of these kinds</w:t>
+      </w:r>
+      <w:r>
+        <w:t xml:space="preserve"> </w:t>
+      </w:r>
+      <w:r>
+        <w:rPr>
+          <w:bCs/>
+          <w:b/>
+        </w:rPr>
+        <w:t xml:space="preserve">only from a compliance officer</w:t>
+      </w:r>
+      <w:r>
+        <w:t xml:space="preserve">. A rule approver who tries gets "</w:t>
+      </w:r>
+      <w:r>
+        <w:t xml:space="preserve"> </w:t>
+      </w:r>
+      <w:r>
+        <w:t xml:space="preserve">changes must be approved by: compliance_officer".</w:t>
       </w:r>
     </w:p>
     <w:p>
@@ -1170,7 +1731,7 @@
         <w:pStyle w:val="Compact"/>
       </w:pPr>
       <w:r>
-        <w:t xml:space="preserve">☐ The change is backed by a Legal/DPO or Security decision (reference in the comment).</w:t>
+        <w:t xml:space="preserve">☐ The change is backed by a Legal/DPO, Finance or Security decision (reference in the comment).</w:t>
       </w:r>
     </w:p>
     <w:p>
@@ -1241,13 +1802,13 @@
       </w:r>
     </w:p>
     <w:bookmarkEnd w:id="23"/>
-    <w:bookmarkStart w:id="24" w:name="X71f8dc6c723088a64a99426bee7e2bed31c4386"/>
+    <w:bookmarkStart w:id="24" w:name="X2dcf081cfe8ed6ac78986bdbebe32a6314b5dc7"/>
     <w:p>
       <w:pPr>
         <w:pStyle w:val="Heading2"/>
       </w:pPr>
       <w:r>
-        <w:t xml:space="preserve">3. Governance dashboard</w:t>
+        <w:t xml:space="preserve">3. Governance figures</w:t>
       </w:r>
     </w:p>
     <w:p>
@@ -1269,29 +1830,10 @@
           <w:bCs/>
           <w:b/>
         </w:rPr>
-        <w:t xml:space="preserve">Home</w:t>
-      </w:r>
-      <w:r>
-        <w:t xml:space="preserve"> </w:t>
-      </w:r>
-      <w:r>
-        <w:t xml:space="preserve">and select the</w:t>
-      </w:r>
-      <w:r>
-        <w:t xml:space="preserve"> </w:t>
-      </w:r>
-      <w:r>
-        <w:rPr>
-          <w:bCs/>
-          <w:b/>
-        </w:rPr>
-        <w:t xml:space="preserve">Governance</w:t>
-      </w:r>
-      <w:r>
-        <w:t xml:space="preserve"> </w:t>
-      </w:r>
-      <w:r>
-        <w:t xml:space="preserve">tab.</w:t>
+        <w:t xml:space="preserve">Audit</w:t>
+      </w:r>
+      <w:r>
+        <w:t xml:space="preserve">. The governance figures are at the top of the page.</w:t>
       </w:r>
     </w:p>
     <w:p>
@@ -1334,12 +1876,14 @@
           <w:p>
             <w:pPr>
               <w:pStyle w:val="Compact"/>
+              <w:spacing w:before="20" w:after="20"/>
               <w:jc w:val="left"/>
             </w:pPr>
             <w:r>
               <w:rPr>
                 <w:b/>
                 <w:color w:val="FFFFFF"/>
+                <w:sz w:val="18"/>
               </w:rPr>
               <w:t xml:space="preserve">Block</w:t>
             </w:r>
@@ -1352,12 +1896,14 @@
           <w:p>
             <w:pPr>
               <w:pStyle w:val="Compact"/>
+              <w:spacing w:before="20" w:after="20"/>
               <w:jc w:val="left"/>
             </w:pPr>
             <w:r>
               <w:rPr>
                 <w:b/>
                 <w:color w:val="FFFFFF"/>
+                <w:sz w:val="18"/>
               </w:rPr>
               <w:t xml:space="preserve">Meaning</w:t>
             </w:r>
@@ -1370,12 +1916,14 @@
           <w:p>
             <w:pPr>
               <w:pStyle w:val="Compact"/>
+              <w:spacing w:before="20" w:after="20"/>
               <w:jc w:val="left"/>
             </w:pPr>
             <w:r>
               <w:rPr>
                 <w:b/>
                 <w:color w:val="FFFFFF"/>
+                <w:sz w:val="18"/>
               </w:rPr>
               <w:t xml:space="preserve">What to watch</w:t>
             </w:r>
@@ -1388,17 +1936,16 @@
           <w:p>
             <w:pPr>
               <w:pStyle w:val="Compact"/>
+              <w:spacing w:before="20" w:after="20"/>
               <w:jc w:val="left"/>
             </w:pPr>
             <w:r>
               <w:rPr>
                 <w:bCs/>
                 <w:b/>
-              </w:rPr>
-              <w:t xml:space="preserve">Voice bot calls</w:t>
-            </w:r>
-            <w:r>
-              <w:t xml:space="preserve">: total, outcomes</w:t>
+                <w:sz w:val="18"/>
+              </w:rPr>
+              <w:t xml:space="preserve">Hash-chain banner</w:t>
             </w:r>
           </w:p>
         </w:tc>
@@ -1407,10 +1954,14 @@
           <w:p>
             <w:pPr>
               <w:pStyle w:val="Compact"/>
-              <w:jc w:val="left"/>
-            </w:pPr>
-            <w:r>
-              <w:t xml:space="preserve">How AI calls end</w:t>
+              <w:spacing w:before="20" w:after="20"/>
+              <w:jc w:val="left"/>
+            </w:pPr>
+            <w:r>
+              <w:rPr>
+                <w:sz w:val="18"/>
+              </w:rPr>
+              <w:t xml:space="preserve">"Hash chain verified: N entries, head …", or "CHAIN BROKEN at entry N: reason"</w:t>
             </w:r>
           </w:p>
         </w:tc>
@@ -1419,43 +1970,14 @@
           <w:p>
             <w:pPr>
               <w:pStyle w:val="Compact"/>
-              <w:jc w:val="left"/>
-            </w:pPr>
-            <w:r>
-              <w:t xml:space="preserve">Spikes in</w:t>
-            </w:r>
-            <w:r>
-              <w:t xml:space="preserve"> </w:t>
-            </w:r>
-            <w:r>
-              <w:rPr>
-                <w:rStyle w:val="VerbatimChar"/>
-              </w:rPr>
-              <w:t xml:space="preserve">opted_out</w:t>
-            </w:r>
-            <w:r>
-              <w:t xml:space="preserve">,</w:t>
-            </w:r>
-            <w:r>
-              <w:t xml:space="preserve"> </w:t>
-            </w:r>
-            <w:r>
-              <w:rPr>
-                <w:rStyle w:val="VerbatimChar"/>
-              </w:rPr>
-              <w:t xml:space="preserve">wrong_person</w:t>
-            </w:r>
-            <w:r>
-              <w:t xml:space="preserve">,</w:t>
-            </w:r>
-            <w:r>
-              <w:t xml:space="preserve"> </w:t>
-            </w:r>
-            <w:r>
-              <w:rPr>
-                <w:rStyle w:val="VerbatimChar"/>
-              </w:rPr>
-              <w:t xml:space="preserve">plate_mismatch</w:t>
+              <w:spacing w:before="20" w:after="20"/>
+              <w:jc w:val="left"/>
+            </w:pPr>
+            <w:r>
+              <w:rPr>
+                <w:sz w:val="18"/>
+              </w:rPr>
+              <w:t xml:space="preserve">Must be verified</w:t>
             </w:r>
           </w:p>
         </w:tc>
@@ -1466,14 +1988,16 @@
           <w:p>
             <w:pPr>
               <w:pStyle w:val="Compact"/>
+              <w:spacing w:before="20" w:after="20"/>
               <w:jc w:val="left"/>
             </w:pPr>
             <w:r>
               <w:rPr>
                 <w:bCs/>
                 <w:b/>
-              </w:rPr>
-              <w:t xml:space="preserve">Plate verification failure rate</w:t>
+                <w:sz w:val="18"/>
+              </w:rPr>
+              <w:t xml:space="preserve">Voice bot calls</w:t>
             </w:r>
           </w:p>
         </w:tc>
@@ -1482,46 +2006,74 @@
           <w:p>
             <w:pPr>
               <w:pStyle w:val="Compact"/>
-              <w:jc w:val="left"/>
-            </w:pPr>
-            <w:r>
-              <w:t xml:space="preserve">(</w:t>
-            </w:r>
-            <w:r>
-              <w:rPr>
-                <w:rStyle w:val="VerbatimChar"/>
+              <w:spacing w:before="20" w:after="20"/>
+              <w:jc w:val="left"/>
+            </w:pPr>
+            <w:r>
+              <w:rPr>
+                <w:sz w:val="18"/>
+              </w:rPr>
+              <w:t xml:space="preserve">Total calls, with the opt-out rate and the plate verification failure rate</w:t>
+            </w:r>
+          </w:p>
+        </w:tc>
+        <w:tc>
+          <w:tcPr/>
+          <w:p>
+            <w:pPr>
+              <w:pStyle w:val="Compact"/>
+              <w:spacing w:before="20" w:after="20"/>
+              <w:jc w:val="left"/>
+            </w:pPr>
+            <w:r>
+              <w:rPr>
+                <w:sz w:val="18"/>
+              </w:rPr>
+              <w:t xml:space="preserve">Opt-out: proposed tolerance ≤ 5 % (pilot). Plate verification failure (</w:t>
+            </w:r>
+            <w:r>
+              <w:rPr>
+                <w:rStyle w:val="VerbatimChar"/>
+                <w:sz w:val="18"/>
               </w:rPr>
               <w:t xml:space="preserve">plate_mismatch</w:t>
             </w:r>
             <w:r>
+              <w:rPr>
+                <w:sz w:val="18"/>
+              </w:rPr>
               <w:t xml:space="preserve"> </w:t>
             </w:r>
             <w:r>
+              <w:rPr>
+                <w:sz w:val="18"/>
+              </w:rPr>
               <w:t xml:space="preserve">+</w:t>
             </w:r>
             <w:r>
+              <w:rPr>
+                <w:sz w:val="18"/>
+              </w:rPr>
               <w:t xml:space="preserve"> </w:t>
             </w:r>
             <w:r>
               <w:rPr>
                 <w:rStyle w:val="VerbatimChar"/>
+                <w:sz w:val="18"/>
               </w:rPr>
               <w:t xml:space="preserve">unverified</w:t>
             </w:r>
             <w:r>
-              <w:t xml:space="preserve">) ÷ calls</w:t>
-            </w:r>
-          </w:p>
-        </w:tc>
-        <w:tc>
-          <w:tcPr/>
-          <w:p>
-            <w:pPr>
-              <w:pStyle w:val="Compact"/>
-              <w:jc w:val="left"/>
-            </w:pPr>
-            <w:r>
-              <w:t xml:space="preserve">Proposed tolerance ≤ 15 % (pilot)</w:t>
+              <w:rPr>
+                <w:sz w:val="18"/>
+              </w:rPr>
+              <w:t xml:space="preserve"> </w:t>
+            </w:r>
+            <w:r>
+              <w:rPr>
+                <w:sz w:val="18"/>
+              </w:rPr>
+              <w:t xml:space="preserve">÷ calls): ≤ 15 % (pilot).</w:t>
             </w:r>
           </w:p>
         </w:tc>
@@ -1532,14 +2084,16 @@
           <w:p>
             <w:pPr>
               <w:pStyle w:val="Compact"/>
+              <w:spacing w:before="20" w:after="20"/>
               <w:jc w:val="left"/>
             </w:pPr>
             <w:r>
               <w:rPr>
                 <w:bCs/>
                 <w:b/>
-              </w:rPr>
-              <w:t xml:space="preserve">Opt-out rate</w:t>
+                <w:sz w:val="18"/>
+              </w:rPr>
+              <w:t xml:space="preserve">Rule sets by status</w:t>
             </w:r>
           </w:p>
         </w:tc>
@@ -1548,19 +2102,14 @@
           <w:p>
             <w:pPr>
               <w:pStyle w:val="Compact"/>
-              <w:jc w:val="left"/>
-            </w:pPr>
-            <w:r>
-              <w:rPr>
-                <w:rStyle w:val="VerbatimChar"/>
-              </w:rPr>
-              <w:t xml:space="preserve">opted_out</w:t>
-            </w:r>
-            <w:r>
-              <w:t xml:space="preserve"> </w:t>
-            </w:r>
-            <w:r>
-              <w:t xml:space="preserve">÷ calls</w:t>
+              <w:spacing w:before="20" w:after="20"/>
+              <w:jc w:val="left"/>
+            </w:pPr>
+            <w:r>
+              <w:rPr>
+                <w:sz w:val="18"/>
+              </w:rPr>
+              <w:t xml:space="preserve">Counts of draft, pending_approval, active, retired, rejected</w:t>
             </w:r>
           </w:p>
         </w:tc>
@@ -1569,10 +2118,14 @@
           <w:p>
             <w:pPr>
               <w:pStyle w:val="Compact"/>
-              <w:jc w:val="left"/>
-            </w:pPr>
-            <w:r>
-              <w:t xml:space="preserve">Proposed tolerance ≤ 5 % (pilot)</w:t>
+              <w:spacing w:before="20" w:after="20"/>
+              <w:jc w:val="left"/>
+            </w:pPr>
+            <w:r>
+              <w:rPr>
+                <w:sz w:val="18"/>
+              </w:rPr>
+              <w:t xml:space="preserve">Pending items waiting more than 1 business day</w:t>
             </w:r>
           </w:p>
         </w:tc>
@@ -1583,12 +2136,14 @@
           <w:p>
             <w:pPr>
               <w:pStyle w:val="Compact"/>
+              <w:spacing w:before="20" w:after="20"/>
               <w:jc w:val="left"/>
             </w:pPr>
             <w:r>
               <w:rPr>
                 <w:bCs/>
                 <w:b/>
+                <w:sz w:val="18"/>
               </w:rPr>
               <w:t xml:space="preserve">Disclosure policy</w:t>
             </w:r>
@@ -1599,9 +2154,13 @@
           <w:p>
             <w:pPr>
               <w:pStyle w:val="Compact"/>
-              <w:jc w:val="left"/>
-            </w:pPr>
-            <w:r>
+              <w:spacing w:before="20" w:after="20"/>
+              <w:jc w:val="left"/>
+            </w:pPr>
+            <w:r>
+              <w:rPr>
+                <w:sz w:val="18"/>
+              </w:rPr>
               <w:t xml:space="preserve">"automated assistant disclosed at call start; no payment or OTP requested"</w:t>
             </w:r>
           </w:p>
@@ -1611,115 +2170,14 @@
           <w:p>
             <w:pPr>
               <w:pStyle w:val="Compact"/>
-              <w:jc w:val="left"/>
-            </w:pPr>
-            <w:r>
+              <w:spacing w:before="20" w:after="20"/>
+              <w:jc w:val="left"/>
+            </w:pPr>
+            <w:r>
+              <w:rPr>
+                <w:sz w:val="18"/>
+              </w:rPr>
               <w:t xml:space="preserve">Must stay true. Check the active voice script.</w:t>
-            </w:r>
-          </w:p>
-        </w:tc>
-      </w:tr>
-      <w:tr>
-        <w:tc>
-          <w:tcPr/>
-          <w:p>
-            <w:pPr>
-              <w:pStyle w:val="Compact"/>
-              <w:jc w:val="left"/>
-            </w:pPr>
-            <w:r>
-              <w:rPr>
-                <w:bCs/>
-                <w:b/>
-              </w:rPr>
-              <w:t xml:space="preserve">Rule sets by status</w:t>
-            </w:r>
-          </w:p>
-        </w:tc>
-        <w:tc>
-          <w:tcPr/>
-          <w:p>
-            <w:pPr>
-              <w:pStyle w:val="Compact"/>
-              <w:jc w:val="left"/>
-            </w:pPr>
-            <w:r>
-              <w:t xml:space="preserve">Counts of draft, pending_approval, active, retired, rejected</w:t>
-            </w:r>
-          </w:p>
-        </w:tc>
-        <w:tc>
-          <w:tcPr/>
-          <w:p>
-            <w:pPr>
-              <w:pStyle w:val="Compact"/>
-              <w:jc w:val="left"/>
-            </w:pPr>
-            <w:r>
-              <w:t xml:space="preserve">Pending items waiting more than 1 business day</w:t>
-            </w:r>
-          </w:p>
-        </w:tc>
-      </w:tr>
-      <w:tr>
-        <w:tc>
-          <w:tcPr/>
-          <w:p>
-            <w:pPr>
-              <w:pStyle w:val="Compact"/>
-              <w:jc w:val="left"/>
-            </w:pPr>
-            <w:r>
-              <w:rPr>
-                <w:bCs/>
-                <w:b/>
-              </w:rPr>
-              <w:t xml:space="preserve">Audit chain</w:t>
-            </w:r>
-          </w:p>
-        </w:tc>
-        <w:tc>
-          <w:tcPr/>
-          <w:p>
-            <w:pPr>
-              <w:pStyle w:val="Compact"/>
-              <w:jc w:val="left"/>
-            </w:pPr>
-            <w:r>
-              <w:t xml:space="preserve">Verification result:</w:t>
-            </w:r>
-            <w:r>
-              <w:t xml:space="preserve"> </w:t>
-            </w:r>
-            <w:r>
-              <w:rPr>
-                <w:rStyle w:val="VerbatimChar"/>
-              </w:rPr>
-              <w:t xml:space="preserve">ok</w:t>
-            </w:r>
-            <w:r>
-              <w:t xml:space="preserve">, entry count, head hash, or the broken position</w:t>
-            </w:r>
-          </w:p>
-        </w:tc>
-        <w:tc>
-          <w:tcPr/>
-          <w:p>
-            <w:pPr>
-              <w:pStyle w:val="Compact"/>
-              <w:jc w:val="left"/>
-            </w:pPr>
-            <w:r>
-              <w:t xml:space="preserve">Must be</w:t>
-            </w:r>
-            <w:r>
-              <w:t xml:space="preserve"> </w:t>
-            </w:r>
-            <w:r>
-              <w:rPr>
-                <w:rStyle w:val="VerbatimChar"/>
-              </w:rPr>
-              <w:t xml:space="preserve">ok</w:t>
             </w:r>
           </w:p>
         </w:tc>
@@ -1730,7 +2188,7 @@
         <w:pStyle w:val="BodyText"/>
       </w:pPr>
       <w:r>
-        <w:t xml:space="preserve">Review it weekly and report monthly to the Rules Governance Board.</w:t>
+        <w:t xml:space="preserve">Review them weekly and report monthly to the Rules Governance Board.</w:t>
       </w:r>
     </w:p>
     <w:p>
@@ -2045,12 +2503,14 @@
           <w:p>
             <w:pPr>
               <w:pStyle w:val="Compact"/>
+              <w:spacing w:before="20" w:after="20"/>
               <w:jc w:val="left"/>
             </w:pPr>
             <w:r>
               <w:rPr>
                 <w:b/>
                 <w:color w:val="FFFFFF"/>
+                <w:sz w:val="18"/>
               </w:rPr>
               <w:t xml:space="preserve">Area</w:t>
             </w:r>
@@ -2063,12 +2523,14 @@
           <w:p>
             <w:pPr>
               <w:pStyle w:val="Compact"/>
+              <w:spacing w:before="20" w:after="20"/>
               <w:jc w:val="left"/>
             </w:pPr>
             <w:r>
               <w:rPr>
                 <w:b/>
                 <w:color w:val="FFFFFF"/>
+                <w:sz w:val="18"/>
               </w:rPr>
               <w:t xml:space="preserve">Actions</w:t>
             </w:r>
@@ -2077,101 +2539,189 @@
       </w:tr>
       <w:tr>
         <w:tc>
+          <w:tcPr>
+            <w:noWrap/>
+          </w:tcPr>
+          <w:p>
+            <w:pPr>
+              <w:pStyle w:val="Compact"/>
+              <w:spacing w:before="20" w:after="20"/>
+              <w:jc w:val="left"/>
+            </w:pPr>
+            <w:r>
+              <w:rPr>
+                <w:sz w:val="18"/>
+              </w:rPr>
+              <w:t xml:space="preserve">Access</w:t>
+            </w:r>
+          </w:p>
+        </w:tc>
+        <w:tc>
           <w:tcPr/>
           <w:p>
             <w:pPr>
               <w:pStyle w:val="Compact"/>
-              <w:jc w:val="left"/>
-            </w:pPr>
-            <w:r>
-              <w:t xml:space="preserve">Access</w:t>
-            </w:r>
-          </w:p>
-        </w:tc>
-        <w:tc>
-          <w:tcPr/>
-          <w:p>
-            <w:pPr>
-              <w:pStyle w:val="Compact"/>
-              <w:jc w:val="left"/>
-            </w:pPr>
-            <w:r>
-              <w:rPr>
-                <w:rStyle w:val="VerbatimChar"/>
+              <w:spacing w:before="20" w:after="20"/>
+              <w:jc w:val="left"/>
+            </w:pPr>
+            <w:r>
+              <w:rPr>
+                <w:rStyle w:val="VerbatimChar"/>
+                <w:sz w:val="18"/>
               </w:rPr>
               <w:t xml:space="preserve">auth.login</w:t>
             </w:r>
             <w:r>
+              <w:rPr>
+                <w:sz w:val="18"/>
+              </w:rPr>
               <w:t xml:space="preserve">,</w:t>
             </w:r>
             <w:r>
+              <w:rPr>
+                <w:sz w:val="18"/>
+              </w:rPr>
               <w:t xml:space="preserve"> </w:t>
             </w:r>
             <w:r>
               <w:rPr>
                 <w:rStyle w:val="VerbatimChar"/>
+                <w:sz w:val="18"/>
               </w:rPr>
               <w:t xml:space="preserve">auth.login_failed</w:t>
             </w:r>
             <w:r>
+              <w:rPr>
+                <w:sz w:val="18"/>
+              </w:rPr>
               <w:t xml:space="preserve">,</w:t>
             </w:r>
             <w:r>
+              <w:rPr>
+                <w:sz w:val="18"/>
+              </w:rPr>
               <w:t xml:space="preserve"> </w:t>
             </w:r>
             <w:r>
               <w:rPr>
                 <w:rStyle w:val="VerbatimChar"/>
+                <w:sz w:val="18"/>
               </w:rPr>
               <w:t xml:space="preserve">auth.login_locked</w:t>
             </w:r>
             <w:r>
+              <w:rPr>
+                <w:sz w:val="18"/>
+              </w:rPr>
               <w:t xml:space="preserve">,</w:t>
             </w:r>
             <w:r>
+              <w:rPr>
+                <w:sz w:val="18"/>
+              </w:rPr>
               <w:t xml:space="preserve"> </w:t>
             </w:r>
             <w:r>
               <w:rPr>
                 <w:rStyle w:val="VerbatimChar"/>
+                <w:sz w:val="18"/>
               </w:rPr>
               <w:t xml:space="preserve">auth.mfa_failed</w:t>
             </w:r>
             <w:r>
+              <w:rPr>
+                <w:sz w:val="18"/>
+              </w:rPr>
               <w:t xml:space="preserve">,</w:t>
             </w:r>
             <w:r>
+              <w:rPr>
+                <w:sz w:val="18"/>
+              </w:rPr>
               <w:t xml:space="preserve"> </w:t>
             </w:r>
             <w:r>
               <w:rPr>
                 <w:rStyle w:val="VerbatimChar"/>
+                <w:sz w:val="18"/>
+              </w:rPr>
+              <w:t xml:space="preserve">auth.mfa_enrolled</w:t>
+            </w:r>
+            <w:r>
+              <w:rPr>
+                <w:sz w:val="18"/>
+              </w:rPr>
+              <w:t xml:space="preserve">,</w:t>
+            </w:r>
+            <w:r>
+              <w:rPr>
+                <w:sz w:val="18"/>
+              </w:rPr>
+              <w:t xml:space="preserve"> </w:t>
+            </w:r>
+            <w:r>
+              <w:rPr>
+                <w:rStyle w:val="VerbatimChar"/>
+                <w:sz w:val="18"/>
               </w:rPr>
               <w:t xml:space="preserve">auth.password_changed</w:t>
             </w:r>
             <w:r>
+              <w:rPr>
+                <w:sz w:val="18"/>
+              </w:rPr>
               <w:t xml:space="preserve">,</w:t>
             </w:r>
             <w:r>
+              <w:rPr>
+                <w:sz w:val="18"/>
+              </w:rPr>
               <w:t xml:space="preserve"> </w:t>
             </w:r>
             <w:r>
               <w:rPr>
                 <w:rStyle w:val="VerbatimChar"/>
+                <w:sz w:val="18"/>
               </w:rPr>
               <w:t xml:space="preserve">user.created</w:t>
             </w:r>
             <w:r>
+              <w:rPr>
+                <w:sz w:val="18"/>
+              </w:rPr>
               <w:t xml:space="preserve">,</w:t>
             </w:r>
             <w:r>
+              <w:rPr>
+                <w:sz w:val="18"/>
+              </w:rPr>
               <w:t xml:space="preserve"> </w:t>
             </w:r>
             <w:r>
               <w:rPr>
                 <w:rStyle w:val="VerbatimChar"/>
+                <w:sz w:val="18"/>
               </w:rPr>
               <w:t xml:space="preserve">user.updated</w:t>
+            </w:r>
+            <w:r>
+              <w:rPr>
+                <w:sz w:val="18"/>
+              </w:rPr>
+              <w:t xml:space="preserve">,</w:t>
+            </w:r>
+            <w:r>
+              <w:rPr>
+                <w:sz w:val="18"/>
+              </w:rPr>
+              <w:t xml:space="preserve"> </w:t>
+            </w:r>
+            <w:r>
+              <w:rPr>
+                <w:rStyle w:val="VerbatimChar"/>
+                <w:sz w:val="18"/>
+              </w:rPr>
+              <w:t xml:space="preserve">user.reset</w:t>
             </w:r>
           </w:p>
         </w:tc>
@@ -2182,9 +2732,13 @@
           <w:p>
             <w:pPr>
               <w:pStyle w:val="Compact"/>
-              <w:jc w:val="left"/>
-            </w:pPr>
-            <w:r>
+              <w:spacing w:before="20" w:after="20"/>
+              <w:jc w:val="left"/>
+            </w:pPr>
+            <w:r>
+              <w:rPr>
+                <w:sz w:val="18"/>
+              </w:rPr>
               <w:t xml:space="preserve">Customer data</w:t>
             </w:r>
           </w:p>
@@ -2194,86 +2748,133 @@
           <w:p>
             <w:pPr>
               <w:pStyle w:val="Compact"/>
-              <w:jc w:val="left"/>
-            </w:pPr>
-            <w:r>
-              <w:rPr>
-                <w:rStyle w:val="VerbatimChar"/>
+              <w:spacing w:before="20" w:after="20"/>
+              <w:jc w:val="left"/>
+            </w:pPr>
+            <w:r>
+              <w:rPr>
+                <w:rStyle w:val="VerbatimChar"/>
+                <w:sz w:val="18"/>
               </w:rPr>
               <w:t xml:space="preserve">profile.viewed</w:t>
             </w:r>
             <w:r>
+              <w:rPr>
+                <w:sz w:val="18"/>
+              </w:rPr>
               <w:t xml:space="preserve"> </w:t>
             </w:r>
             <w:r>
+              <w:rPr>
+                <w:sz w:val="18"/>
+              </w:rPr>
               <w:t xml:space="preserve">(with whether PII was visible),</w:t>
             </w:r>
             <w:r>
+              <w:rPr>
+                <w:sz w:val="18"/>
+              </w:rPr>
               <w:t xml:space="preserve"> </w:t>
             </w:r>
             <w:r>
               <w:rPr>
                 <w:rStyle w:val="VerbatimChar"/>
+                <w:sz w:val="18"/>
               </w:rPr>
               <w:t xml:space="preserve">profile.expiry_corrected</w:t>
             </w:r>
             <w:r>
+              <w:rPr>
+                <w:sz w:val="18"/>
+              </w:rPr>
               <w:t xml:space="preserve">,</w:t>
             </w:r>
             <w:r>
+              <w:rPr>
+                <w:sz w:val="18"/>
+              </w:rPr>
               <w:t xml:space="preserve"> </w:t>
             </w:r>
             <w:r>
               <w:rPr>
                 <w:rStyle w:val="VerbatimChar"/>
+                <w:sz w:val="18"/>
               </w:rPr>
               <w:t xml:space="preserve">customer.expiry_declared</w:t>
             </w:r>
             <w:r>
+              <w:rPr>
+                <w:sz w:val="18"/>
+              </w:rPr>
               <w:t xml:space="preserve">,</w:t>
             </w:r>
             <w:r>
+              <w:rPr>
+                <w:sz w:val="18"/>
+              </w:rPr>
               <w:t xml:space="preserve"> </w:t>
             </w:r>
             <w:r>
               <w:rPr>
                 <w:rStyle w:val="VerbatimChar"/>
+                <w:sz w:val="18"/>
               </w:rPr>
               <w:t xml:space="preserve">consent.updated</w:t>
             </w:r>
             <w:r>
+              <w:rPr>
+                <w:sz w:val="18"/>
+              </w:rPr>
               <w:t xml:space="preserve">,</w:t>
             </w:r>
             <w:r>
+              <w:rPr>
+                <w:sz w:val="18"/>
+              </w:rPr>
               <w:t xml:space="preserve"> </w:t>
             </w:r>
             <w:r>
               <w:rPr>
                 <w:rStyle w:val="VerbatimChar"/>
+                <w:sz w:val="18"/>
               </w:rPr>
               <w:t xml:space="preserve">consent.withdrawn</w:t>
             </w:r>
             <w:r>
+              <w:rPr>
+                <w:sz w:val="18"/>
+              </w:rPr>
               <w:t xml:space="preserve">,</w:t>
             </w:r>
             <w:r>
+              <w:rPr>
+                <w:sz w:val="18"/>
+              </w:rPr>
               <w:t xml:space="preserve"> </w:t>
             </w:r>
             <w:r>
               <w:rPr>
                 <w:rStyle w:val="VerbatimChar"/>
+                <w:sz w:val="18"/>
               </w:rPr>
               <w:t xml:space="preserve">dsar.access_exported</w:t>
             </w:r>
             <w:r>
+              <w:rPr>
+                <w:sz w:val="18"/>
+              </w:rPr>
               <w:t xml:space="preserve">,</w:t>
             </w:r>
             <w:r>
+              <w:rPr>
+                <w:sz w:val="18"/>
+              </w:rPr>
               <w:t xml:space="preserve"> </w:t>
             </w:r>
             <w:r>
               <w:rPr>
                 <w:rStyle w:val="VerbatimChar"/>
+                <w:sz w:val="18"/>
               </w:rPr>
               <w:t xml:space="preserve">dsar.erased</w:t>
             </w:r>
@@ -2282,75 +2883,111 @@
       </w:tr>
       <w:tr>
         <w:tc>
+          <w:tcPr>
+            <w:noWrap/>
+          </w:tcPr>
+          <w:p>
+            <w:pPr>
+              <w:pStyle w:val="Compact"/>
+              <w:spacing w:before="20" w:after="20"/>
+              <w:jc w:val="left"/>
+            </w:pPr>
+            <w:r>
+              <w:rPr>
+                <w:sz w:val="18"/>
+              </w:rPr>
+              <w:t xml:space="preserve">Rules</w:t>
+            </w:r>
+          </w:p>
+        </w:tc>
+        <w:tc>
           <w:tcPr/>
           <w:p>
             <w:pPr>
               <w:pStyle w:val="Compact"/>
-              <w:jc w:val="left"/>
-            </w:pPr>
-            <w:r>
-              <w:t xml:space="preserve">Rules</w:t>
-            </w:r>
-          </w:p>
-        </w:tc>
-        <w:tc>
-          <w:tcPr/>
-          <w:p>
-            <w:pPr>
-              <w:pStyle w:val="Compact"/>
-              <w:jc w:val="left"/>
-            </w:pPr>
-            <w:r>
-              <w:rPr>
-                <w:rStyle w:val="VerbatimChar"/>
+              <w:spacing w:before="20" w:after="20"/>
+              <w:jc w:val="left"/>
+            </w:pPr>
+            <w:r>
+              <w:rPr>
+                <w:rStyle w:val="VerbatimChar"/>
+                <w:sz w:val="18"/>
               </w:rPr>
               <w:t xml:space="preserve">rules.seeded</w:t>
             </w:r>
             <w:r>
+              <w:rPr>
+                <w:sz w:val="18"/>
+              </w:rPr>
               <w:t xml:space="preserve">,</w:t>
             </w:r>
             <w:r>
+              <w:rPr>
+                <w:sz w:val="18"/>
+              </w:rPr>
               <w:t xml:space="preserve"> </w:t>
             </w:r>
             <w:r>
               <w:rPr>
                 <w:rStyle w:val="VerbatimChar"/>
+                <w:sz w:val="18"/>
               </w:rPr>
               <w:t xml:space="preserve">rules.draft_created</w:t>
             </w:r>
             <w:r>
+              <w:rPr>
+                <w:sz w:val="18"/>
+              </w:rPr>
               <w:t xml:space="preserve">,</w:t>
             </w:r>
             <w:r>
+              <w:rPr>
+                <w:sz w:val="18"/>
+              </w:rPr>
               <w:t xml:space="preserve"> </w:t>
             </w:r>
             <w:r>
               <w:rPr>
                 <w:rStyle w:val="VerbatimChar"/>
+                <w:sz w:val="18"/>
               </w:rPr>
               <w:t xml:space="preserve">rules.submitted</w:t>
             </w:r>
             <w:r>
+              <w:rPr>
+                <w:sz w:val="18"/>
+              </w:rPr>
               <w:t xml:space="preserve">,</w:t>
             </w:r>
             <w:r>
+              <w:rPr>
+                <w:sz w:val="18"/>
+              </w:rPr>
               <w:t xml:space="preserve"> </w:t>
             </w:r>
             <w:r>
               <w:rPr>
                 <w:rStyle w:val="VerbatimChar"/>
+                <w:sz w:val="18"/>
               </w:rPr>
               <w:t xml:space="preserve">rules.approved</w:t>
             </w:r>
             <w:r>
+              <w:rPr>
+                <w:sz w:val="18"/>
+              </w:rPr>
               <w:t xml:space="preserve">,</w:t>
             </w:r>
             <w:r>
+              <w:rPr>
+                <w:sz w:val="18"/>
+              </w:rPr>
               <w:t xml:space="preserve"> </w:t>
             </w:r>
             <w:r>
               <w:rPr>
                 <w:rStyle w:val="VerbatimChar"/>
+                <w:sz w:val="18"/>
               </w:rPr>
               <w:t xml:space="preserve">rules.rejected</w:t>
             </w:r>
@@ -2359,63 +2996,130 @@
       </w:tr>
       <w:tr>
         <w:tc>
+          <w:tcPr>
+            <w:noWrap/>
+          </w:tcPr>
+          <w:p>
+            <w:pPr>
+              <w:pStyle w:val="Compact"/>
+              <w:spacing w:before="20" w:after="20"/>
+              <w:jc w:val="left"/>
+            </w:pPr>
+            <w:r>
+              <w:rPr>
+                <w:sz w:val="18"/>
+              </w:rPr>
+              <w:t xml:space="preserve">Sales</w:t>
+            </w:r>
+          </w:p>
+        </w:tc>
+        <w:tc>
           <w:tcPr/>
           <w:p>
             <w:pPr>
               <w:pStyle w:val="Compact"/>
-              <w:jc w:val="left"/>
-            </w:pPr>
-            <w:r>
-              <w:t xml:space="preserve">Sales</w:t>
-            </w:r>
-          </w:p>
-        </w:tc>
-        <w:tc>
-          <w:tcPr/>
-          <w:p>
-            <w:pPr>
-              <w:pStyle w:val="Compact"/>
-              <w:jc w:val="left"/>
-            </w:pPr>
-            <w:r>
-              <w:rPr>
-                <w:rStyle w:val="VerbatimChar"/>
+              <w:spacing w:before="20" w:after="20"/>
+              <w:jc w:val="left"/>
+            </w:pPr>
+            <w:r>
+              <w:rPr>
+                <w:rStyle w:val="VerbatimChar"/>
+                <w:sz w:val="18"/>
               </w:rPr>
               <w:t xml:space="preserve">quote.created</w:t>
             </w:r>
             <w:r>
+              <w:rPr>
+                <w:sz w:val="18"/>
+              </w:rPr>
               <w:t xml:space="preserve">,</w:t>
             </w:r>
             <w:r>
+              <w:rPr>
+                <w:sz w:val="18"/>
+              </w:rPr>
               <w:t xml:space="preserve"> </w:t>
             </w:r>
             <w:r>
               <w:rPr>
                 <w:rStyle w:val="VerbatimChar"/>
+                <w:sz w:val="18"/>
+              </w:rPr>
+              <w:t xml:space="preserve">quote.inspection_recorded</w:t>
+            </w:r>
+            <w:r>
+              <w:rPr>
+                <w:sz w:val="18"/>
+              </w:rPr>
+              <w:t xml:space="preserve">,</w:t>
+            </w:r>
+            <w:r>
+              <w:rPr>
+                <w:sz w:val="18"/>
+              </w:rPr>
+              <w:t xml:space="preserve"> </w:t>
+            </w:r>
+            <w:r>
+              <w:rPr>
+                <w:rStyle w:val="VerbatimChar"/>
+                <w:sz w:val="18"/>
+              </w:rPr>
+              <w:t xml:space="preserve">quote.sent_to_customer</w:t>
+            </w:r>
+            <w:r>
+              <w:rPr>
+                <w:sz w:val="18"/>
+              </w:rPr>
+              <w:t xml:space="preserve">,</w:t>
+            </w:r>
+            <w:r>
+              <w:rPr>
+                <w:sz w:val="18"/>
+              </w:rPr>
+              <w:t xml:space="preserve"> </w:t>
+            </w:r>
+            <w:r>
+              <w:rPr>
+                <w:rStyle w:val="VerbatimChar"/>
+                <w:sz w:val="18"/>
               </w:rPr>
               <w:t xml:space="preserve">order.completed</w:t>
             </w:r>
             <w:r>
+              <w:rPr>
+                <w:sz w:val="18"/>
+              </w:rPr>
               <w:t xml:space="preserve">,</w:t>
             </w:r>
             <w:r>
+              <w:rPr>
+                <w:sz w:val="18"/>
+              </w:rPr>
               <w:t xml:space="preserve"> </w:t>
             </w:r>
             <w:r>
               <w:rPr>
                 <w:rStyle w:val="VerbatimChar"/>
+                <w:sz w:val="18"/>
               </w:rPr>
               <w:t xml:space="preserve">order.payment_failed</w:t>
             </w:r>
             <w:r>
+              <w:rPr>
+                <w:sz w:val="18"/>
+              </w:rPr>
               <w:t xml:space="preserve">,</w:t>
             </w:r>
             <w:r>
+              <w:rPr>
+                <w:sz w:val="18"/>
+              </w:rPr>
               <w:t xml:space="preserve"> </w:t>
             </w:r>
             <w:r>
               <w:rPr>
                 <w:rStyle w:val="VerbatimChar"/>
+                <w:sz w:val="18"/>
               </w:rPr>
               <w:t xml:space="preserve">order.issuance_failed</w:t>
             </w:r>
@@ -2424,75 +3128,111 @@
       </w:tr>
       <w:tr>
         <w:tc>
+          <w:tcPr>
+            <w:noWrap/>
+          </w:tcPr>
+          <w:p>
+            <w:pPr>
+              <w:pStyle w:val="Compact"/>
+              <w:spacing w:before="20" w:after="20"/>
+              <w:jc w:val="left"/>
+            </w:pPr>
+            <w:r>
+              <w:rPr>
+                <w:sz w:val="18"/>
+              </w:rPr>
+              <w:t xml:space="preserve">Engagement</w:t>
+            </w:r>
+          </w:p>
+        </w:tc>
+        <w:tc>
           <w:tcPr/>
           <w:p>
             <w:pPr>
               <w:pStyle w:val="Compact"/>
-              <w:jc w:val="left"/>
-            </w:pPr>
-            <w:r>
-              <w:t xml:space="preserve">Engagement</w:t>
-            </w:r>
-          </w:p>
-        </w:tc>
-        <w:tc>
-          <w:tcPr/>
-          <w:p>
-            <w:pPr>
-              <w:pStyle w:val="Compact"/>
-              <w:jc w:val="left"/>
-            </w:pPr>
-            <w:r>
-              <w:rPr>
-                <w:rStyle w:val="VerbatimChar"/>
+              <w:spacing w:before="20" w:after="20"/>
+              <w:jc w:val="left"/>
+            </w:pPr>
+            <w:r>
+              <w:rPr>
+                <w:rStyle w:val="VerbatimChar"/>
+                <w:sz w:val="18"/>
               </w:rPr>
               <w:t xml:space="preserve">journeys.run</w:t>
             </w:r>
             <w:r>
+              <w:rPr>
+                <w:sz w:val="18"/>
+              </w:rPr>
               <w:t xml:space="preserve">,</w:t>
             </w:r>
             <w:r>
+              <w:rPr>
+                <w:sz w:val="18"/>
+              </w:rPr>
               <w:t xml:space="preserve"> </w:t>
             </w:r>
             <w:r>
               <w:rPr>
                 <w:rStyle w:val="VerbatimChar"/>
+                <w:sz w:val="18"/>
               </w:rPr>
               <w:t xml:space="preserve">ecosystem.event_handled</w:t>
             </w:r>
             <w:r>
+              <w:rPr>
+                <w:sz w:val="18"/>
+              </w:rPr>
               <w:t xml:space="preserve">,</w:t>
             </w:r>
             <w:r>
+              <w:rPr>
+                <w:sz w:val="18"/>
+              </w:rPr>
               <w:t xml:space="preserve"> </w:t>
             </w:r>
             <w:r>
               <w:rPr>
                 <w:rStyle w:val="VerbatimChar"/>
+                <w:sz w:val="18"/>
               </w:rPr>
               <w:t xml:space="preserve">voice.call_completed</w:t>
             </w:r>
             <w:r>
+              <w:rPr>
+                <w:sz w:val="18"/>
+              </w:rPr>
               <w:t xml:space="preserve">,</w:t>
             </w:r>
             <w:r>
+              <w:rPr>
+                <w:sz w:val="18"/>
+              </w:rPr>
               <w:t xml:space="preserve"> </w:t>
             </w:r>
             <w:r>
               <w:rPr>
                 <w:rStyle w:val="VerbatimChar"/>
+                <w:sz w:val="18"/>
               </w:rPr>
               <w:t xml:space="preserve">handoff.updated</w:t>
             </w:r>
             <w:r>
+              <w:rPr>
+                <w:sz w:val="18"/>
+              </w:rPr>
               <w:t xml:space="preserve">,</w:t>
             </w:r>
             <w:r>
+              <w:rPr>
+                <w:sz w:val="18"/>
+              </w:rPr>
               <w:t xml:space="preserve"> </w:t>
             </w:r>
             <w:r>
               <w:rPr>
                 <w:rStyle w:val="VerbatimChar"/>
+                <w:sz w:val="18"/>
               </w:rPr>
               <w:t xml:space="preserve">leads.recomputed</w:t>
             </w:r>
@@ -2501,39 +3241,54 @@
       </w:tr>
       <w:tr>
         <w:tc>
+          <w:tcPr>
+            <w:noWrap/>
+          </w:tcPr>
+          <w:p>
+            <w:pPr>
+              <w:pStyle w:val="Compact"/>
+              <w:spacing w:before="20" w:after="20"/>
+              <w:jc w:val="left"/>
+            </w:pPr>
+            <w:r>
+              <w:rPr>
+                <w:sz w:val="18"/>
+              </w:rPr>
+              <w:t xml:space="preserve">Claims</w:t>
+            </w:r>
+          </w:p>
+        </w:tc>
+        <w:tc>
           <w:tcPr/>
           <w:p>
             <w:pPr>
               <w:pStyle w:val="Compact"/>
-              <w:jc w:val="left"/>
-            </w:pPr>
-            <w:r>
-              <w:t xml:space="preserve">Claims</w:t>
-            </w:r>
-          </w:p>
-        </w:tc>
-        <w:tc>
-          <w:tcPr/>
-          <w:p>
-            <w:pPr>
-              <w:pStyle w:val="Compact"/>
-              <w:jc w:val="left"/>
-            </w:pPr>
-            <w:r>
-              <w:rPr>
-                <w:rStyle w:val="VerbatimChar"/>
+              <w:spacing w:before="20" w:after="20"/>
+              <w:jc w:val="left"/>
+            </w:pPr>
+            <w:r>
+              <w:rPr>
+                <w:rStyle w:val="VerbatimChar"/>
+                <w:sz w:val="18"/>
               </w:rPr>
               <w:t xml:space="preserve">claim.submitted</w:t>
             </w:r>
             <w:r>
+              <w:rPr>
+                <w:sz w:val="18"/>
+              </w:rPr>
               <w:t xml:space="preserve">,</w:t>
             </w:r>
             <w:r>
+              <w:rPr>
+                <w:sz w:val="18"/>
+              </w:rPr>
               <w:t xml:space="preserve"> </w:t>
             </w:r>
             <w:r>
               <w:rPr>
                 <w:rStyle w:val="VerbatimChar"/>
+                <w:sz w:val="18"/>
               </w:rPr>
               <w:t xml:space="preserve">claim.status_changed</w:t>
             </w:r>
@@ -2542,63 +3297,92 @@
       </w:tr>
       <w:tr>
         <w:tc>
+          <w:tcPr>
+            <w:noWrap/>
+          </w:tcPr>
+          <w:p>
+            <w:pPr>
+              <w:pStyle w:val="Compact"/>
+              <w:spacing w:before="20" w:after="20"/>
+              <w:jc w:val="left"/>
+            </w:pPr>
+            <w:r>
+              <w:rPr>
+                <w:sz w:val="18"/>
+              </w:rPr>
+              <w:t xml:space="preserve">Partners</w:t>
+            </w:r>
+          </w:p>
+        </w:tc>
+        <w:tc>
           <w:tcPr/>
           <w:p>
             <w:pPr>
               <w:pStyle w:val="Compact"/>
-              <w:jc w:val="left"/>
-            </w:pPr>
-            <w:r>
-              <w:t xml:space="preserve">Partners</w:t>
-            </w:r>
-          </w:p>
-        </w:tc>
-        <w:tc>
-          <w:tcPr/>
-          <w:p>
-            <w:pPr>
-              <w:pStyle w:val="Compact"/>
-              <w:jc w:val="left"/>
-            </w:pPr>
-            <w:r>
-              <w:rPr>
-                <w:rStyle w:val="VerbatimChar"/>
+              <w:spacing w:before="20" w:after="20"/>
+              <w:jc w:val="left"/>
+            </w:pPr>
+            <w:r>
+              <w:rPr>
+                <w:rStyle w:val="VerbatimChar"/>
+                <w:sz w:val="18"/>
               </w:rPr>
               <w:t xml:space="preserve">partner.created</w:t>
             </w:r>
             <w:r>
+              <w:rPr>
+                <w:sz w:val="18"/>
+              </w:rPr>
               <w:t xml:space="preserve">,</w:t>
             </w:r>
             <w:r>
+              <w:rPr>
+                <w:sz w:val="18"/>
+              </w:rPr>
               <w:t xml:space="preserve"> </w:t>
             </w:r>
             <w:r>
               <w:rPr>
                 <w:rStyle w:val="VerbatimChar"/>
+                <w:sz w:val="18"/>
               </w:rPr>
               <w:t xml:space="preserve">partner.status_changed</w:t>
             </w:r>
             <w:r>
+              <w:rPr>
+                <w:sz w:val="18"/>
+              </w:rPr>
               <w:t xml:space="preserve">,</w:t>
             </w:r>
             <w:r>
+              <w:rPr>
+                <w:sz w:val="18"/>
+              </w:rPr>
               <w:t xml:space="preserve"> </w:t>
             </w:r>
             <w:r>
               <w:rPr>
                 <w:rStyle w:val="VerbatimChar"/>
+                <w:sz w:val="18"/>
               </w:rPr>
               <w:t xml:space="preserve">partner.api_key_issued</w:t>
             </w:r>
             <w:r>
+              <w:rPr>
+                <w:sz w:val="18"/>
+              </w:rPr>
               <w:t xml:space="preserve">,</w:t>
             </w:r>
             <w:r>
+              <w:rPr>
+                <w:sz w:val="18"/>
+              </w:rPr>
               <w:t xml:space="preserve"> </w:t>
             </w:r>
             <w:r>
               <w:rPr>
                 <w:rStyle w:val="VerbatimChar"/>
+                <w:sz w:val="18"/>
               </w:rPr>
               <w:t xml:space="preserve">partner.api_key_revoked</w:t>
             </w:r>
@@ -2611,9 +3395,13 @@
           <w:p>
             <w:pPr>
               <w:pStyle w:val="Compact"/>
-              <w:jc w:val="left"/>
-            </w:pPr>
-            <w:r>
+              <w:spacing w:before="20" w:after="20"/>
+              <w:jc w:val="left"/>
+            </w:pPr>
+            <w:r>
+              <w:rPr>
+                <w:sz w:val="18"/>
+              </w:rPr>
               <w:t xml:space="preserve">Data and operations</w:t>
             </w:r>
           </w:p>
@@ -2623,49 +3411,91 @@
           <w:p>
             <w:pPr>
               <w:pStyle w:val="Compact"/>
-              <w:jc w:val="left"/>
-            </w:pPr>
-            <w:r>
-              <w:rPr>
-                <w:rStyle w:val="VerbatimChar"/>
+              <w:spacing w:before="20" w:after="20"/>
+              <w:jc w:val="left"/>
+            </w:pPr>
+            <w:r>
+              <w:rPr>
+                <w:rStyle w:val="VerbatimChar"/>
+                <w:sz w:val="18"/>
               </w:rPr>
               <w:t xml:space="preserve">data.ingested</w:t>
             </w:r>
             <w:r>
+              <w:rPr>
+                <w:sz w:val="18"/>
+              </w:rPr>
               <w:t xml:space="preserve">,</w:t>
             </w:r>
             <w:r>
+              <w:rPr>
+                <w:sz w:val="18"/>
+              </w:rPr>
               <w:t xml:space="preserve"> </w:t>
             </w:r>
             <w:r>
               <w:rPr>
                 <w:rStyle w:val="VerbatimChar"/>
+                <w:sz w:val="18"/>
               </w:rPr>
               <w:t xml:space="preserve">dq.resolved</w:t>
             </w:r>
             <w:r>
+              <w:rPr>
+                <w:sz w:val="18"/>
+              </w:rPr>
               <w:t xml:space="preserve">,</w:t>
             </w:r>
             <w:r>
+              <w:rPr>
+                <w:sz w:val="18"/>
+              </w:rPr>
               <w:t xml:space="preserve"> </w:t>
             </w:r>
             <w:r>
               <w:rPr>
                 <w:rStyle w:val="VerbatimChar"/>
+                <w:sz w:val="18"/>
               </w:rPr>
               <w:t xml:space="preserve">job.reconciliation</w:t>
             </w:r>
             <w:r>
+              <w:rPr>
+                <w:sz w:val="18"/>
+              </w:rPr>
               <w:t xml:space="preserve">,</w:t>
             </w:r>
             <w:r>
+              <w:rPr>
+                <w:sz w:val="18"/>
+              </w:rPr>
               <w:t xml:space="preserve"> </w:t>
             </w:r>
             <w:r>
               <w:rPr>
                 <w:rStyle w:val="VerbatimChar"/>
+                <w:sz w:val="18"/>
               </w:rPr>
               <w:t xml:space="preserve">job.retention</w:t>
+            </w:r>
+            <w:r>
+              <w:rPr>
+                <w:sz w:val="18"/>
+              </w:rPr>
+              <w:t xml:space="preserve">,</w:t>
+            </w:r>
+            <w:r>
+              <w:rPr>
+                <w:sz w:val="18"/>
+              </w:rPr>
+              <w:t xml:space="preserve"> </w:t>
+            </w:r>
+            <w:r>
+              <w:rPr>
+                <w:rStyle w:val="VerbatimChar"/>
+                <w:sz w:val="18"/>
+              </w:rPr>
+              <w:t xml:space="preserve">job.relay</w:t>
             </w:r>
           </w:p>
         </w:tc>
@@ -2830,7 +3660,7 @@
         <w:pStyle w:val="Compact"/>
       </w:pPr>
       <w:r>
-        <w:t xml:space="preserve">In</w:t>
+        <w:t xml:space="preserve">Open</w:t>
       </w:r>
       <w:r>
         <w:t xml:space="preserve"> </w:t>
@@ -2843,20 +3673,19 @@
         <w:t xml:space="preserve">Audit</w:t>
       </w:r>
       <w:r>
-        <w:t xml:space="preserve">, select</w:t>
-      </w:r>
-      <w:r>
-        <w:t xml:space="preserve"> </w:t>
-      </w:r>
-      <w:r>
-        <w:rPr>
-          <w:bCs/>
-          <w:b/>
-        </w:rPr>
-        <w:t xml:space="preserve">Verify chain</w:t>
-      </w:r>
-      <w:r>
-        <w:t xml:space="preserve">.</w:t>
+        <w:t xml:space="preserve">. The chain is verified every time the page opens (the same check is available through</w:t>
+      </w:r>
+      <w:r>
+        <w:t xml:space="preserve"> </w:t>
+      </w:r>
+      <w:r>
+        <w:rPr>
+          <w:rStyle w:val="VerbatimChar"/>
+        </w:rPr>
+        <w:t xml:space="preserve">GET /api/audit/verify</w:t>
+      </w:r>
+      <w:r>
+        <w:t xml:space="preserve">).</w:t>
       </w:r>
     </w:p>
     <w:p>
@@ -2878,33 +3707,7 @@
         <w:t xml:space="preserve"> </w:t>
       </w:r>
       <w:r>
-        <w:rPr>
-          <w:bCs/>
-          <w:b/>
-        </w:rPr>
-        <w:t xml:space="preserve">OK</w:t>
-      </w:r>
-      <w:r>
-        <w:t xml:space="preserve"> </w:t>
-      </w:r>
-      <w:r>
-        <w:t xml:space="preserve">with the number of entries and the head hash, or</w:t>
-      </w:r>
-      <w:r>
-        <w:t xml:space="preserve"> </w:t>
-      </w:r>
-      <w:r>
-        <w:rPr>
-          <w:bCs/>
-          <w:b/>
-        </w:rPr>
-        <w:t xml:space="preserve">Broken at entry N</w:t>
-      </w:r>
-      <w:r>
-        <w:t xml:space="preserve"> </w:t>
-      </w:r>
-      <w:r>
-        <w:t xml:space="preserve">with a reason (</w:t>
+        <w:t xml:space="preserve">"Hash chain verified" with the number of entries and the head hash, or "CHAIN BROKEN at entry N" with a reason (</w:t>
       </w:r>
       <w:r>
         <w:rPr>
@@ -2997,7 +3800,7 @@
           <w:bCs/>
           <w:b/>
         </w:rPr>
-        <w:t xml:space="preserve">Tài khoản → Tải dữ liệu của tôi</w:t>
+        <w:t xml:space="preserve">Tài khoản → Tải dữ liệu của tôi (JSON)</w:t>
       </w:r>
       <w:r>
         <w:t xml:space="preserve">). You handle requests received through other channels (hotline, email, letter) and all</w:t>
@@ -3086,6 +3889,26 @@
         <w:t xml:space="preserve">).</w:t>
       </w:r>
     </w:p>
+    <w:p>
+      <w:pPr>
+        <w:pStyle w:val="FirstParagraph"/>
+      </w:pPr>
+      <w:r>
+        <w:t xml:space="preserve">In v1, DSAR actions are run through the platform API with your compliance account (permission</w:t>
+      </w:r>
+      <w:r>
+        <w:t xml:space="preserve"> </w:t>
+      </w:r>
+      <w:r>
+        <w:rPr>
+          <w:rStyle w:val="VerbatimChar"/>
+        </w:rPr>
+        <w:t xml:space="preserve">dsar:manage</w:t>
+      </w:r>
+      <w:r>
+        <w:t xml:space="preserve">). The console does not yet have DSAR buttons.</w:t>
+      </w:r>
+    </w:p>
     <w:bookmarkEnd w:id="27"/>
     <w:bookmarkStart w:id="28" w:name="Xf29df76680bce6c8c753b26d8f3f3c652fe54f4"/>
     <w:p>
@@ -3105,33 +3928,16 @@
         <w:pStyle w:val="Compact"/>
       </w:pPr>
       <w:r>
-        <w:t xml:space="preserve">Open</w:t>
-      </w:r>
-      <w:r>
-        <w:t xml:space="preserve"> </w:t>
-      </w:r>
-      <w:r>
-        <w:rPr>
-          <w:bCs/>
-          <w:b/>
-        </w:rPr>
-        <w:t xml:space="preserve">Audit</w:t>
-      </w:r>
-      <w:r>
-        <w:t xml:space="preserve"> </w:t>
-      </w:r>
-      <w:r>
-        <w:t xml:space="preserve">and search the customer ID, or open the customer in</w:t>
-      </w:r>
-      <w:r>
-        <w:t xml:space="preserve"> </w:t>
-      </w:r>
-      <w:r>
-        <w:rPr>
-          <w:bCs/>
-          <w:b/>
-        </w:rPr>
-        <w:t xml:space="preserve">Customer 360</w:t>
+        <w:t xml:space="preserve">Run the export for the customer ID:</w:t>
+      </w:r>
+      <w:r>
+        <w:t xml:space="preserve"> </w:t>
+      </w:r>
+      <w:r>
+        <w:rPr>
+          <w:rStyle w:val="VerbatimChar"/>
+        </w:rPr>
+        <w:t xml:space="preserve">POST /api/dsar/&lt;customer ID&gt;/export</w:t>
       </w:r>
       <w:r>
         <w:t xml:space="preserve">.</w:t>
@@ -3146,20 +3952,17 @@
         <w:pStyle w:val="Compact"/>
       </w:pPr>
       <w:r>
-        <w:t xml:space="preserve">Select</w:t>
-      </w:r>
-      <w:r>
-        <w:t xml:space="preserve"> </w:t>
-      </w:r>
-      <w:r>
         <w:rPr>
           <w:bCs/>
           <w:b/>
         </w:rPr>
-        <w:t xml:space="preserve">DSAR → Export data</w:t>
-      </w:r>
-      <w:r>
-        <w:t xml:space="preserve">.</w:t>
+        <w:t xml:space="preserve">What you will see:</w:t>
+      </w:r>
+      <w:r>
+        <w:t xml:space="preserve"> </w:t>
+      </w:r>
+      <w:r>
+        <w:t xml:space="preserve">a JSON package generated now, containing the profile, lead record, policies, quotes, orders, claims, telesales tasks (handoffs), messages, source records and voice sessions. Save it.</w:t>
       </w:r>
     </w:p>
     <w:p>
@@ -3171,17 +3974,7 @@
         <w:pStyle w:val="Compact"/>
       </w:pPr>
       <w:r>
-        <w:rPr>
-          <w:bCs/>
-          <w:b/>
-        </w:rPr>
-        <w:t xml:space="preserve">What you will see:</w:t>
-      </w:r>
-      <w:r>
-        <w:t xml:space="preserve"> </w:t>
-      </w:r>
-      <w:r>
-        <w:t xml:space="preserve">a JSON package generated now, containing the profile, lead record, policies, messages, source records and voice sessions. Download it.</w:t>
+        <w:t xml:space="preserve">Deliver it to the customer through the secure channel agreed by the DPO (never ordinary email attachments without protection).</w:t>
       </w:r>
     </w:p>
     <w:p>
@@ -3193,18 +3986,6 @@
         <w:pStyle w:val="Compact"/>
       </w:pPr>
       <w:r>
-        <w:t xml:space="preserve">Deliver it to the customer through the secure channel agreed by the DPO (never ordinary email attachments without protection).</w:t>
-      </w:r>
-    </w:p>
-    <w:p>
-      <w:pPr>
-        <w:numPr>
-          <w:ilvl w:val="0"/>
-          <w:numId w:val="1009"/>
-        </w:numPr>
-        <w:pStyle w:val="Compact"/>
-      </w:pPr>
-      <w:r>
         <w:t xml:space="preserve">The action is audited as</w:t>
       </w:r>
       <w:r>
@@ -3251,20 +4032,19 @@
         <w:pStyle w:val="Compact"/>
       </w:pPr>
       <w:r>
-        <w:t xml:space="preserve">Select</w:t>
-      </w:r>
-      <w:r>
-        <w:t xml:space="preserve"> </w:t>
-      </w:r>
-      <w:r>
-        <w:rPr>
-          <w:bCs/>
-          <w:b/>
-        </w:rPr>
-        <w:t xml:space="preserve">DSAR → Erase (anonymise)</w:t>
-      </w:r>
-      <w:r>
-        <w:t xml:space="preserve">, read the confirmation and confirm.</w:t>
+        <w:t xml:space="preserve">Run the erasure:</w:t>
+      </w:r>
+      <w:r>
+        <w:t xml:space="preserve"> </w:t>
+      </w:r>
+      <w:r>
+        <w:rPr>
+          <w:rStyle w:val="VerbatimChar"/>
+        </w:rPr>
+        <w:t xml:space="preserve">POST /api/dsar/&lt;customer ID&gt;/erase</w:t>
+      </w:r>
+      <w:r>
+        <w:t xml:space="preserve">. Double-check the customer ID first.</w:t>
       </w:r>
     </w:p>
     <w:p>
@@ -3302,7 +4082,7 @@
         <w:t xml:space="preserve"> </w:t>
       </w:r>
       <w:r>
-        <w:t xml:space="preserve">"Erased". Name and phone are removed, the customer is marked do-not-contact, the lead is deleted, source records lose phone and name, messages become "[erased]" and voice transcripts are cleared. Audited as</w:t>
+        <w:t xml:space="preserve">name and phone are removed, the customer is marked do-not-contact, the lead is deleted, source records lose phone and name, messages become "[erased]", voice transcripts and signals are cleared, telesales handoffs lose name, masked phone and notes, and claims lose their description and location. The customer's open sessions end. Audited as</w:t>
       </w:r>
       <w:r>
         <w:t xml:space="preserve"> </w:t>
@@ -3360,65 +4140,7 @@
         <w:pStyle w:val="Compact"/>
       </w:pPr>
       <w:r>
-        <w:rPr>
-          <w:bCs/>
-          <w:b/>
-        </w:rPr>
-        <w:t xml:space="preserve">Known v1 gap (KI-29):</w:t>
-      </w:r>
-      <w:r>
-        <w:t xml:space="preserve"> </w:t>
-      </w:r>
-      <w:r>
-        <w:t xml:space="preserve">erasure does not yet anonymise telesales</w:t>
-      </w:r>
-      <w:r>
-        <w:t xml:space="preserve"> </w:t>
-      </w:r>
-      <w:r>
-        <w:rPr>
-          <w:bCs/>
-          <w:b/>
-        </w:rPr>
-        <w:t xml:space="preserve">handoffs</w:t>
-      </w:r>
-      <w:r>
-        <w:t xml:space="preserve"> </w:t>
-      </w:r>
-      <w:r>
-        <w:t xml:space="preserve">(name, masked phone, talking points),</w:t>
-      </w:r>
-      <w:r>
-        <w:t xml:space="preserve"> </w:t>
-      </w:r>
-      <w:r>
-        <w:rPr>
-          <w:bCs/>
-          <w:b/>
-        </w:rPr>
-        <w:t xml:space="preserve">claims</w:t>
-      </w:r>
-      <w:r>
-        <w:t xml:space="preserve"> </w:t>
-      </w:r>
-      <w:r>
-        <w:t xml:space="preserve">(description, location) or</w:t>
-      </w:r>
-      <w:r>
-        <w:t xml:space="preserve"> </w:t>
-      </w:r>
-      <w:r>
-        <w:rPr>
-          <w:bCs/>
-          <w:b/>
-        </w:rPr>
-        <w:t xml:space="preserve">quotes</w:t>
-      </w:r>
-      <w:r>
-        <w:t xml:space="preserve"> </w:t>
-      </w:r>
-      <w:r>
-        <w:t xml:space="preserve">(plate). Until it is fixed, raise a ticket with support to anonymise these records manually, and record it in the DSAR register.</w:t>
+        <w:t xml:space="preserve">Quotes keep the plate, which on its own is not personal data. Legal is to confirm this position.</w:t>
       </w:r>
     </w:p>
     <w:bookmarkEnd w:id="29"/>
@@ -3638,12 +4360,14 @@
           <w:p>
             <w:pPr>
               <w:pStyle w:val="Compact"/>
+              <w:spacing w:before="20" w:after="20"/>
               <w:jc w:val="left"/>
             </w:pPr>
             <w:r>
               <w:rPr>
                 <w:b/>
                 <w:color w:val="FFFFFF"/>
+                <w:sz w:val="18"/>
               </w:rPr>
               <w:t xml:space="preserve">Problem</w:t>
             </w:r>
@@ -3656,12 +4380,14 @@
           <w:p>
             <w:pPr>
               <w:pStyle w:val="Compact"/>
+              <w:spacing w:before="20" w:after="20"/>
               <w:jc w:val="left"/>
             </w:pPr>
             <w:r>
               <w:rPr>
                 <w:b/>
                 <w:color w:val="FFFFFF"/>
+                <w:sz w:val="18"/>
               </w:rPr>
               <w:t xml:space="preserve">Fix</w:t>
             </w:r>
@@ -3674,9 +4400,13 @@
           <w:p>
             <w:pPr>
               <w:pStyle w:val="Compact"/>
-              <w:jc w:val="left"/>
-            </w:pPr>
-            <w:r>
+              <w:spacing w:before="20" w:after="20"/>
+              <w:jc w:val="left"/>
+            </w:pPr>
+            <w:r>
+              <w:rPr>
+                <w:sz w:val="18"/>
+              </w:rPr>
               <w:t xml:space="preserve">MFA code rejected</w:t>
             </w:r>
           </w:p>
@@ -3686,10 +4416,14 @@
           <w:p>
             <w:pPr>
               <w:pStyle w:val="Compact"/>
-              <w:jc w:val="left"/>
-            </w:pPr>
-            <w:r>
-              <w:t xml:space="preserve">Use the newest code. Check your phone clock. After 5 failures, wait 15 minutes.</w:t>
+              <w:spacing w:before="20" w:after="20"/>
+              <w:jc w:val="left"/>
+            </w:pPr>
+            <w:r>
+              <w:rPr>
+                <w:sz w:val="18"/>
+              </w:rPr>
+              <w:t xml:space="preserve">Use the newest code, and do not reuse a code you have just used. Check your phone clock. After 5 failures, wait 15 minutes.</w:t>
             </w:r>
           </w:p>
         </w:tc>
@@ -3700,9 +4434,13 @@
           <w:p>
             <w:pPr>
               <w:pStyle w:val="Compact"/>
-              <w:jc w:val="left"/>
-            </w:pPr>
-            <w:r>
+              <w:spacing w:before="20" w:after="20"/>
+              <w:jc w:val="left"/>
+            </w:pPr>
+            <w:r>
+              <w:rPr>
+                <w:sz w:val="18"/>
+              </w:rPr>
               <w:t xml:space="preserve">Customer data masked in Customer 360</w:t>
             </w:r>
           </w:p>
@@ -3712,9 +4450,13 @@
           <w:p>
             <w:pPr>
               <w:pStyle w:val="Compact"/>
-              <w:jc w:val="left"/>
-            </w:pPr>
-            <w:r>
+              <w:spacing w:before="20" w:after="20"/>
+              <w:jc w:val="left"/>
+            </w:pPr>
+            <w:r>
+              <w:rPr>
+                <w:sz w:val="18"/>
+              </w:rPr>
               <w:t xml:space="preserve">Expected. Your role does not need unmasked PII. DSAR export contains the full data for the data subject.</w:t>
             </w:r>
           </w:p>
@@ -3726,9 +4468,13 @@
           <w:p>
             <w:pPr>
               <w:pStyle w:val="Compact"/>
-              <w:jc w:val="left"/>
-            </w:pPr>
-            <w:r>
+              <w:spacing w:before="20" w:after="20"/>
+              <w:jc w:val="left"/>
+            </w:pPr>
+            <w:r>
+              <w:rPr>
+                <w:sz w:val="18"/>
+              </w:rPr>
               <w:t xml:space="preserve">"Missing permission dsar:manage"</w:t>
             </w:r>
           </w:p>
@@ -3738,9 +4484,13 @@
           <w:p>
             <w:pPr>
               <w:pStyle w:val="Compact"/>
-              <w:jc w:val="left"/>
-            </w:pPr>
-            <w:r>
+              <w:spacing w:before="20" w:after="20"/>
+              <w:jc w:val="left"/>
+            </w:pPr>
+            <w:r>
+              <w:rPr>
+                <w:sz w:val="18"/>
+              </w:rPr>
               <w:t xml:space="preserve">Only compliance officers can run DSAR actions</w:t>
             </w:r>
           </w:p>
@@ -3752,9 +4502,59 @@
           <w:p>
             <w:pPr>
               <w:pStyle w:val="Compact"/>
-              <w:jc w:val="left"/>
-            </w:pPr>
-            <w:r>
+              <w:spacing w:before="20" w:after="20"/>
+              <w:jc w:val="left"/>
+            </w:pPr>
+            <w:r>
+              <w:rPr>
+                <w:sz w:val="18"/>
+              </w:rPr>
+              <w:t xml:space="preserve">"</w:t>
+            </w:r>
+            <w:r>
+              <w:rPr>
+                <w:sz w:val="18"/>
+              </w:rPr>
+              <w:t xml:space="preserve"> </w:t>
+            </w:r>
+            <w:r>
+              <w:rPr>
+                <w:sz w:val="18"/>
+              </w:rPr>
+              <w:t xml:space="preserve">changes must be approved by: compliance_officer" (seen by a rule approver)</w:t>
+            </w:r>
+          </w:p>
+        </w:tc>
+        <w:tc>
+          <w:tcPr/>
+          <w:p>
+            <w:pPr>
+              <w:pStyle w:val="Compact"/>
+              <w:spacing w:before="20" w:after="20"/>
+              <w:jc w:val="left"/>
+            </w:pPr>
+            <w:r>
+              <w:rPr>
+                <w:sz w:val="18"/>
+              </w:rPr>
+              <w:t xml:space="preserve">Restricted kind. A compliance officer must approve it.</w:t>
+            </w:r>
+          </w:p>
+        </w:tc>
+      </w:tr>
+      <w:tr>
+        <w:tc>
+          <w:tcPr/>
+          <w:p>
+            <w:pPr>
+              <w:pStyle w:val="Compact"/>
+              <w:spacing w:before="20" w:after="20"/>
+              <w:jc w:val="left"/>
+            </w:pPr>
+            <w:r>
+              <w:rPr>
+                <w:sz w:val="18"/>
+              </w:rPr>
               <w:t xml:space="preserve">"Customer not found" on DSAR</w:t>
             </w:r>
           </w:p>
@@ -3764,9 +4564,13 @@
           <w:p>
             <w:pPr>
               <w:pStyle w:val="Compact"/>
-              <w:jc w:val="left"/>
-            </w:pPr>
-            <w:r>
+              <w:spacing w:before="20" w:after="20"/>
+              <w:jc w:val="left"/>
+            </w:pPr>
+            <w:r>
+              <w:rPr>
+                <w:sz w:val="18"/>
+              </w:rPr>
               <w:t xml:space="preserve">Check the plate normalisation (no spaces or dots), or the customer is already anonymised</w:t>
             </w:r>
           </w:p>
@@ -3833,7 +4637,7 @@
     </w:pPr>
     <w:r>
       <w:rPr>
-        <w:rFonts w:ascii="Arial" w:hAnsi="Arial"/>
+        <w:rFonts w:ascii="Calibri" w:hAnsi="Calibri"/>
         <w:sz w:val="16"/>
       </w:rPr>
       <w:t xml:space="preserve">Prepared by iorta TechNXT · Confidential · Page </w:t>
@@ -3878,7 +4682,7 @@
     </w:pPr>
     <w:r>
       <w:rPr>
-        <w:rFonts w:ascii="Arial" w:hAnsi="Arial"/>
+        <w:rFonts w:ascii="Calibri" w:hAnsi="Calibri"/>
         <w:color w:val="213368"/>
         <w:sz w:val="16"/>
       </w:rPr>
@@ -4353,9 +5157,9 @@
     <w:name w:val="Normal"/>
     <w:qFormat/>
     <w:rPr>
-      <w:rFonts w:ascii="Arial" w:cs="Arial" w:eastAsia="Arial" w:hAnsi="Arial"/>
+      <w:rFonts w:ascii="Calibri" w:cs="Calibri" w:eastAsia="Calibri" w:hAnsi="Calibri"/>
       <w:color w:val="121A33"/>
-      <w:sz w:val="21"/>
+      <w:sz w:val="22"/>
     </w:rPr>
   </w:style>
   <w:style w:styleId="BodyText" w:type="paragraph">
@@ -4367,9 +5171,9 @@
     </w:pPr>
     <w:qFormat/>
     <w:rPr>
-      <w:rFonts w:ascii="Arial" w:cs="Arial" w:eastAsia="Arial" w:hAnsi="Arial"/>
+      <w:rFonts w:ascii="Calibri" w:cs="Calibri" w:eastAsia="Calibri" w:hAnsi="Calibri"/>
       <w:color w:val="121A33"/>
-      <w:sz w:val="21"/>
+      <w:sz w:val="22"/>
     </w:rPr>
   </w:style>
   <w:style w:customStyle="1" w:styleId="FirstParagraph" w:type="paragraph">
@@ -4378,9 +5182,9 @@
     <w:next w:val="BodyText"/>
     <w:qFormat/>
     <w:rPr>
-      <w:rFonts w:ascii="Arial" w:cs="Arial" w:eastAsia="Arial" w:hAnsi="Arial"/>
+      <w:rFonts w:ascii="Calibri" w:cs="Calibri" w:eastAsia="Calibri" w:hAnsi="Calibri"/>
       <w:color w:val="121A33"/>
-      <w:sz w:val="21"/>
+      <w:sz w:val="22"/>
     </w:rPr>
   </w:style>
   <w:style w:customStyle="1" w:styleId="Compact" w:type="paragraph">
@@ -4391,9 +5195,9 @@
       <w:spacing w:after="36" w:before="36"/>
     </w:pPr>
     <w:rPr>
-      <w:rFonts w:ascii="Arial" w:cs="Arial" w:eastAsia="Arial" w:hAnsi="Arial"/>
+      <w:rFonts w:ascii="Calibri" w:cs="Calibri" w:eastAsia="Calibri" w:hAnsi="Calibri"/>
       <w:color w:val="121A33"/>
-      <w:sz w:val="21"/>
+      <w:sz w:val="22"/>
     </w:rPr>
   </w:style>
   <w:style w:styleId="Title" w:type="paragraph">
@@ -4408,11 +5212,11 @@
       <w:jc w:val="center"/>
     </w:pPr>
     <w:rPr>
-      <w:rFonts w:ascii="Arial" w:asciiTheme="majorHAnsi" w:cs="Arial" w:cstheme="majorBidi" w:eastAsia="Arial" w:eastAsiaTheme="majorEastAsia" w:hAnsi="Arial" w:hAnsiTheme="majorHAnsi"/>
+      <w:rFonts w:ascii="Calibri" w:asciiTheme="majorHAnsi" w:cs="Calibri" w:cstheme="majorBidi" w:eastAsia="Calibri" w:eastAsiaTheme="majorEastAsia" w:hAnsi="Calibri" w:hAnsiTheme="majorHAnsi"/>
       <w:b/>
       <w:bCs/>
       <w:color w:val="213368"/>
-      <w:sz w:val="48"/>
+      <w:sz w:val="52"/>
       <w:szCs w:val="36"/>
     </w:rPr>
   </w:style>
@@ -4428,7 +5232,7 @@
       <w:jc w:val="center"/>
     </w:pPr>
     <w:rPr>
-      <w:rFonts w:ascii="Arial" w:cs="Arial" w:eastAsia="Arial" w:hAnsi="Arial"/>
+      <w:rFonts w:ascii="Calibri" w:cs="Calibri" w:eastAsia="Calibri" w:hAnsi="Calibri"/>
       <w:b w:val="0"/>
       <w:color w:val="0B6B66"/>
       <w:sz w:val="26"/>
@@ -4697,9 +5501,9 @@
       <w:ind w:firstLine="0" w:left="480" w:right="480"/>
     </w:pPr>
     <w:rPr>
-      <w:rFonts w:ascii="Arial" w:cs="Arial" w:eastAsia="Arial" w:hAnsi="Arial"/>
+      <w:rFonts w:ascii="Calibri" w:cs="Calibri" w:eastAsia="Calibri" w:hAnsi="Calibri"/>
       <w:color w:val="121A33"/>
-      <w:sz w:val="21"/>
+      <w:sz w:val="22"/>
     </w:rPr>
   </w:style>
   <w:style w:styleId="FootnoteText" w:type="paragraph">
@@ -4722,7 +5526,7 @@
     <w:unhideWhenUsed/>
     <w:qFormat/>
     <w:rPr>
-      <w:rFonts w:ascii="Arial" w:cs="Arial" w:eastAsia="Arial" w:hAnsi="Arial"/>
+      <w:rFonts w:ascii="Calibri" w:cs="Calibri" w:eastAsia="Calibri" w:hAnsi="Calibri"/>
       <w:sz w:val="18"/>
     </w:rPr>
     <w:tblPr>
@@ -4818,7 +5622,8 @@
     <w:basedOn w:val="BodyTextChar"/>
     <w:rPr>
       <w:rFonts w:ascii="Consolas" w:cs="Consolas" w:eastAsia="Consolas" w:hAnsi="Consolas"/>
-      <w:sz w:val="17"/>
+      <w:color w:val="2A3A6E"/>
+      <w:sz w:val="18"/>
     </w:rPr>
   </w:style>
   <w:style w:customStyle="1" w:styleId="SectionNumber" w:type="character">
